--- a/hr/마인드_복지카드_운영지침.docx
+++ b/hr/마인드_복지카드_운영지침.docx
@@ -1708,6 +1708,2805 @@
           <w:szCs w:val="20"/>
         </w:rPr>
         <w:t xml:space="preserve">대표    최 민 숙</w:t>
+      </w:r>
+    </w:p>
+    <w:p>
+      <w:r>
+        <w:br w:type="page"/>
+      </w:r>
+    </w:p>
+    <w:p>
+      <w:pPr>
+        <w:spacing w:after="100"/>
+      </w:pPr>
+      <w:r>
+        <w:rPr>
+          <w:rFonts w:ascii="맑은 고딕" w:cs="맑은 고딕" w:eastAsia="맑은 고딕" w:hAnsi="맑은 고딕"/>
+          <w:b/>
+          <w:bCs/>
+          <w:i w:val="false"/>
+          <w:iCs w:val="false"/>
+          <w:color w:val="14161B"/>
+          <w:sz w:val="26"/>
+          <w:szCs w:val="26"/>
+        </w:rPr>
+        <w:t xml:space="preserve">【별첨】 복지비 사용 항목 상세</w:t>
+      </w:r>
+    </w:p>
+    <w:p>
+      <w:pPr>
+        <w:pBdr>
+          <w:bottom w:val="single" w:color="14161B" w:sz="8" w:space="8"/>
+        </w:pBdr>
+        <w:spacing w:after="300"/>
+      </w:pPr>
+      <w:r>
+        <w:rPr>
+          <w:rFonts w:ascii="맑은 고딕" w:cs="맑은 고딕" w:eastAsia="맑은 고딕" w:hAnsi="맑은 고딕"/>
+          <w:b w:val="false"/>
+          <w:bCs w:val="false"/>
+          <w:i w:val="false"/>
+          <w:iCs w:val="false"/>
+          <w:color w:val="6B7280"/>
+          <w:sz w:val="19"/>
+          <w:szCs w:val="19"/>
+        </w:rPr>
+        <w:t xml:space="preserve">본문 제2항과 제3항의 세부 기준이다. 여기에 없는 항목은 제3면의 판단 기준으로 정한다.</w:t>
+      </w:r>
+    </w:p>
+    <w:p>
+      <w:pPr>
+        <w:keepNext/>
+        <w:pBdr>
+          <w:bottom w:val="single" w:color="14161B" w:sz="8" w:space="7"/>
+        </w:pBdr>
+        <w:spacing w:after="130" w:before="340"/>
+      </w:pPr>
+      <w:r>
+        <w:rPr>
+          <w:rFonts w:ascii="맑은 고딕" w:cs="맑은 고딕" w:eastAsia="맑은 고딕" w:hAnsi="맑은 고딕"/>
+          <w:b/>
+          <w:bCs/>
+          <w:i w:val="false"/>
+          <w:iCs w:val="false"/>
+          <w:color w:val="14161B"/>
+          <w:sz w:val="22"/>
+          <w:szCs w:val="22"/>
+        </w:rPr>
+        <w:t xml:space="preserve">1. 사용할 수 있는 항목</w:t>
+      </w:r>
+    </w:p>
+    <w:p>
+      <w:pPr>
+        <w:spacing w:after="60" w:before="200"/>
+      </w:pPr>
+      <w:r>
+        <w:rPr>
+          <w:rFonts w:ascii="맑은 고딕" w:cs="맑은 고딕" w:eastAsia="맑은 고딕" w:hAnsi="맑은 고딕"/>
+          <w:b/>
+          <w:bCs/>
+          <w:i w:val="false"/>
+          <w:iCs w:val="false"/>
+          <w:color w:val="14161B"/>
+          <w:sz w:val="21"/>
+          <w:szCs w:val="21"/>
+        </w:rPr>
+        <w:t xml:space="preserve">도서 · 교육</w:t>
+      </w:r>
+    </w:p>
+    <w:p>
+      <w:pPr>
+        <w:spacing w:after="70" w:line="288"/>
+        <w:ind w:left="200" w:hanging="200"/>
+      </w:pPr>
+      <w:r>
+        <w:rPr>
+          <w:rFonts w:ascii="맑은 고딕" w:cs="맑은 고딕" w:eastAsia="맑은 고딕" w:hAnsi="맑은 고딕"/>
+          <w:b w:val="false"/>
+          <w:bCs w:val="false"/>
+          <w:i w:val="false"/>
+          <w:iCs w:val="false"/>
+          <w:color w:val="14161B"/>
+          <w:sz w:val="20"/>
+          <w:szCs w:val="20"/>
+        </w:rPr>
+        <w:t xml:space="preserve">도서(전자책 포함), 잡지 정기구독, 온라인 강의, 오프라인 세미나·워크숍·컨퍼런스 참가비, 어학 학원 및 어학 앱 구독, 자격증 응시료와 교재, 유료 스터디 참가비</w:t>
+      </w:r>
+    </w:p>
+    <w:p>
+      <w:pPr>
+        <w:spacing w:after="60" w:before="200"/>
+      </w:pPr>
+      <w:r>
+        <w:rPr>
+          <w:rFonts w:ascii="맑은 고딕" w:cs="맑은 고딕" w:eastAsia="맑은 고딕" w:hAnsi="맑은 고딕"/>
+          <w:b/>
+          <w:bCs/>
+          <w:i w:val="false"/>
+          <w:iCs w:val="false"/>
+          <w:color w:val="14161B"/>
+          <w:sz w:val="21"/>
+          <w:szCs w:val="21"/>
+        </w:rPr>
+        <w:t xml:space="preserve">문화 · 여가</w:t>
+      </w:r>
+    </w:p>
+    <w:p>
+      <w:pPr>
+        <w:spacing w:after="70" w:line="288"/>
+        <w:ind w:left="200" w:hanging="200"/>
+      </w:pPr>
+      <w:r>
+        <w:rPr>
+          <w:rFonts w:ascii="맑은 고딕" w:cs="맑은 고딕" w:eastAsia="맑은 고딕" w:hAnsi="맑은 고딕"/>
+          <w:b w:val="false"/>
+          <w:bCs w:val="false"/>
+          <w:i w:val="false"/>
+          <w:iCs w:val="false"/>
+          <w:color w:val="14161B"/>
+          <w:sz w:val="20"/>
+          <w:szCs w:val="20"/>
+        </w:rPr>
+        <w:t xml:space="preserve">영화·공연·뮤지컬·콘서트·연극, 전시와 미술관·박물관 입장료, 영상·음악 등 콘텐츠 구독 서비스, 독서실 이용료, 취미 클래스(도예·회화·악기·요리 등)</w:t>
+      </w:r>
+    </w:p>
+    <w:p>
+      <w:pPr>
+        <w:spacing w:after="60" w:before="200"/>
+      </w:pPr>
+      <w:r>
+        <w:rPr>
+          <w:rFonts w:ascii="맑은 고딕" w:cs="맑은 고딕" w:eastAsia="맑은 고딕" w:hAnsi="맑은 고딕"/>
+          <w:b/>
+          <w:bCs/>
+          <w:i w:val="false"/>
+          <w:iCs w:val="false"/>
+          <w:color w:val="14161B"/>
+          <w:sz w:val="21"/>
+          <w:szCs w:val="21"/>
+        </w:rPr>
+        <w:t xml:space="preserve">건강</w:t>
+      </w:r>
+    </w:p>
+    <w:p>
+      <w:pPr>
+        <w:spacing w:after="70" w:line="288"/>
+        <w:ind w:left="200" w:hanging="200"/>
+      </w:pPr>
+      <w:r>
+        <w:rPr>
+          <w:rFonts w:ascii="맑은 고딕" w:cs="맑은 고딕" w:eastAsia="맑은 고딕" w:hAnsi="맑은 고딕"/>
+          <w:b w:val="false"/>
+          <w:bCs w:val="false"/>
+          <w:i w:val="false"/>
+          <w:iCs w:val="false"/>
+          <w:color w:val="14161B"/>
+          <w:sz w:val="20"/>
+          <w:szCs w:val="20"/>
+        </w:rPr>
+        <w:t xml:space="preserve">헬스장·필라테스·요가·수영 등 운동시설 등록비와 퍼스널 트레이닝, 병원 진료비와 약제비의 본인 부담분, 건강검진 자부담분, 안경과 콘택트렌즈, 치과·한의원, 심리상담</w:t>
+      </w:r>
+    </w:p>
+    <w:p>
+      <w:pPr>
+        <w:spacing w:after="60" w:before="200"/>
+      </w:pPr>
+      <w:r>
+        <w:rPr>
+          <w:rFonts w:ascii="맑은 고딕" w:cs="맑은 고딕" w:eastAsia="맑은 고딕" w:hAnsi="맑은 고딕"/>
+          <w:b/>
+          <w:bCs/>
+          <w:i w:val="false"/>
+          <w:iCs w:val="false"/>
+          <w:color w:val="14161B"/>
+          <w:sz w:val="21"/>
+          <w:szCs w:val="21"/>
+        </w:rPr>
+        <w:t xml:space="preserve">자기계발</w:t>
+      </w:r>
+    </w:p>
+    <w:p>
+      <w:pPr>
+        <w:spacing w:after="70" w:line="288"/>
+        <w:ind w:left="200" w:hanging="200"/>
+      </w:pPr>
+      <w:r>
+        <w:rPr>
+          <w:rFonts w:ascii="맑은 고딕" w:cs="맑은 고딕" w:eastAsia="맑은 고딕" w:hAnsi="맑은 고딕"/>
+          <w:b w:val="false"/>
+          <w:bCs w:val="false"/>
+          <w:i w:val="false"/>
+          <w:iCs w:val="false"/>
+          <w:color w:val="14161B"/>
+          <w:sz w:val="20"/>
+          <w:szCs w:val="20"/>
+        </w:rPr>
+        <w:t xml:space="preserve">개인 학습이나 개인 창작에 사용하는 소프트웨어 구독, 개인 명의로 구매하여 개인 작업에 사용하는 폰트와 디자인 자산</w:t>
+      </w:r>
+    </w:p>
+    <w:p>
+      <w:pPr>
+        <w:pBdr>
+          <w:left w:val="single" w:color="D4D6DB" w:sz="6" w:space="10"/>
+        </w:pBdr>
+        <w:spacing w:after="0" w:before="150"/>
+        <w:ind w:left="200"/>
+      </w:pPr>
+      <w:r>
+        <w:rPr>
+          <w:rFonts w:ascii="맑은 고딕" w:cs="맑은 고딕" w:eastAsia="맑은 고딕" w:hAnsi="맑은 고딕"/>
+          <w:b w:val="false"/>
+          <w:bCs w:val="false"/>
+          <w:i w:val="false"/>
+          <w:iCs w:val="false"/>
+          <w:color w:val="6B7280"/>
+          <w:sz w:val="19"/>
+          <w:szCs w:val="19"/>
+        </w:rPr>
+        <w:t xml:space="preserve">업무에 사용할 소프트웨어·폰트·자산은 이 항목이 아니라 회사 경비이다. 회사에 요청한다.</w:t>
+      </w:r>
+    </w:p>
+    <w:p>
+      <w:pPr>
+        <w:spacing w:after="60" w:before="200"/>
+      </w:pPr>
+      <w:r>
+        <w:rPr>
+          <w:rFonts w:ascii="맑은 고딕" w:cs="맑은 고딕" w:eastAsia="맑은 고딕" w:hAnsi="맑은 고딕"/>
+          <w:b/>
+          <w:bCs/>
+          <w:i w:val="false"/>
+          <w:iCs w:val="false"/>
+          <w:color w:val="14161B"/>
+          <w:sz w:val="21"/>
+          <w:szCs w:val="21"/>
+        </w:rPr>
+        <w:t xml:space="preserve">여행 · 숙박</w:t>
+      </w:r>
+    </w:p>
+    <w:p>
+      <w:pPr>
+        <w:spacing w:after="70" w:line="288"/>
+        <w:ind w:left="200" w:hanging="200"/>
+      </w:pPr>
+      <w:r>
+        <w:rPr>
+          <w:rFonts w:ascii="맑은 고딕" w:cs="맑은 고딕" w:eastAsia="맑은 고딕" w:hAnsi="맑은 고딕"/>
+          <w:b w:val="false"/>
+          <w:bCs w:val="false"/>
+          <w:i w:val="false"/>
+          <w:iCs w:val="false"/>
+          <w:color w:val="14161B"/>
+          <w:sz w:val="20"/>
+          <w:szCs w:val="20"/>
+        </w:rPr>
+        <w:t xml:space="preserve">국내외 항공·숙박·교통, 여행 상품, 캠핑과 레저 시설 이용료</w:t>
+      </w:r>
+    </w:p>
+    <w:p>
+      <w:pPr>
+        <w:spacing w:after="60" w:before="200"/>
+      </w:pPr>
+      <w:r>
+        <w:rPr>
+          <w:rFonts w:ascii="맑은 고딕" w:cs="맑은 고딕" w:eastAsia="맑은 고딕" w:hAnsi="맑은 고딕"/>
+          <w:b/>
+          <w:bCs/>
+          <w:i w:val="false"/>
+          <w:iCs w:val="false"/>
+          <w:color w:val="14161B"/>
+          <w:sz w:val="21"/>
+          <w:szCs w:val="21"/>
+        </w:rPr>
+        <w:t xml:space="preserve">가족</w:t>
+      </w:r>
+    </w:p>
+    <w:p>
+      <w:pPr>
+        <w:spacing w:after="70" w:line="288"/>
+        <w:ind w:left="200" w:hanging="200"/>
+      </w:pPr>
+      <w:r>
+        <w:rPr>
+          <w:rFonts w:ascii="맑은 고딕" w:cs="맑은 고딕" w:eastAsia="맑은 고딕" w:hAnsi="맑은 고딕"/>
+          <w:b w:val="false"/>
+          <w:bCs w:val="false"/>
+          <w:i w:val="false"/>
+          <w:iCs w:val="false"/>
+          <w:color w:val="14161B"/>
+          <w:sz w:val="20"/>
+          <w:szCs w:val="20"/>
+        </w:rPr>
+        <w:t xml:space="preserve">자녀의 학원비와 교재비, 가족이 함께한 문화생활, 부모의 건강검진</w:t>
+      </w:r>
+    </w:p>
+    <w:p>
+      <w:pPr>
+        <w:pBdr>
+          <w:left w:val="single" w:color="D4D6DB" w:sz="6" w:space="10"/>
+        </w:pBdr>
+        <w:spacing w:after="0" w:before="150"/>
+        <w:ind w:left="200"/>
+      </w:pPr>
+      <w:r>
+        <w:rPr>
+          <w:rFonts w:ascii="맑은 고딕" w:cs="맑은 고딕" w:eastAsia="맑은 고딕" w:hAnsi="맑은 고딕"/>
+          <w:b w:val="false"/>
+          <w:bCs w:val="false"/>
+          <w:i w:val="false"/>
+          <w:iCs w:val="false"/>
+          <w:color w:val="6B7280"/>
+          <w:sz w:val="19"/>
+          <w:szCs w:val="19"/>
+        </w:rPr>
+        <w:t xml:space="preserve">가족 항목은 본인 명의로 결제한 것에 한한다.</w:t>
+      </w:r>
+    </w:p>
+    <w:p>
+      <w:pPr>
+        <w:keepNext/>
+        <w:pBdr>
+          <w:bottom w:val="single" w:color="14161B" w:sz="8" w:space="7"/>
+        </w:pBdr>
+        <w:spacing w:after="130" w:before="340"/>
+      </w:pPr>
+      <w:r>
+        <w:rPr>
+          <w:rFonts w:ascii="맑은 고딕" w:cs="맑은 고딕" w:eastAsia="맑은 고딕" w:hAnsi="맑은 고딕"/>
+          <w:b/>
+          <w:bCs/>
+          <w:i w:val="false"/>
+          <w:iCs w:val="false"/>
+          <w:color w:val="14161B"/>
+          <w:sz w:val="22"/>
+          <w:szCs w:val="22"/>
+        </w:rPr>
+        <w:t xml:space="preserve">2. 사용할 수 없는 항목과 그 이유</w:t>
+      </w:r>
+    </w:p>
+    <w:tbl>
+      <w:tblPr>
+        <w:tblW w:type="dxa" w:w="8200"/>
+        <w:tblBorders>
+          <w:top w:val="single" w:color="14161B" w:sz="8"/>
+          <w:left w:val="none" w:color="FFFFFF" w:sz="0"/>
+          <w:bottom w:val="single" w:color="14161B" w:sz="8"/>
+          <w:right w:val="none" w:color="FFFFFF" w:sz="0"/>
+          <w:insideH w:val="single" w:color="D4D6DB" w:sz="4"/>
+          <w:insideV w:val="none" w:color="FFFFFF" w:sz="0"/>
+        </w:tblBorders>
+      </w:tblPr>
+      <w:tblGrid>
+        <w:gridCol w:w="2400"/>
+        <w:gridCol w:w="5800"/>
+      </w:tblGrid>
+      <w:tr>
+        <w:trPr>
+          <w:tblHeader/>
+        </w:trPr>
+        <w:tc>
+          <w:tcPr>
+            <w:tcW w:type="dxa" w:w="2400"/>
+            <w:shd w:fill="F4F5F7" w:color="auto" w:val="clear"/>
+            <w:tcMar>
+              <w:top w:type="dxa" w:w="95"/>
+              <w:left w:type="dxa" w:w="130"/>
+              <w:bottom w:type="dxa" w:w="95"/>
+              <w:right w:type="dxa" w:w="130"/>
+            </w:tcMar>
+          </w:tcPr>
+          <w:p>
+            <w:pPr>
+              <w:spacing w:line="264"/>
+              <w:jc w:val="left"/>
+            </w:pPr>
+            <w:r>
+              <w:rPr>
+                <w:rFonts w:ascii="맑은 고딕" w:cs="맑은 고딕" w:eastAsia="맑은 고딕" w:hAnsi="맑은 고딕"/>
+                <w:b/>
+                <w:bCs/>
+                <w:i w:val="false"/>
+                <w:iCs w:val="false"/>
+                <w:color w:val="14161B"/>
+                <w:sz w:val="19"/>
+                <w:szCs w:val="19"/>
+              </w:rPr>
+              <w:t xml:space="preserve">항목</w:t>
+            </w:r>
+          </w:p>
+        </w:tc>
+        <w:tc>
+          <w:tcPr>
+            <w:tcW w:type="dxa" w:w="5800"/>
+            <w:shd w:fill="F4F5F7" w:color="auto" w:val="clear"/>
+            <w:tcMar>
+              <w:top w:type="dxa" w:w="95"/>
+              <w:left w:type="dxa" w:w="130"/>
+              <w:bottom w:type="dxa" w:w="95"/>
+              <w:right w:type="dxa" w:w="130"/>
+            </w:tcMar>
+          </w:tcPr>
+          <w:p>
+            <w:pPr>
+              <w:spacing w:line="264"/>
+              <w:jc w:val="center"/>
+            </w:pPr>
+            <w:r>
+              <w:rPr>
+                <w:rFonts w:ascii="맑은 고딕" w:cs="맑은 고딕" w:eastAsia="맑은 고딕" w:hAnsi="맑은 고딕"/>
+                <w:b/>
+                <w:bCs/>
+                <w:i w:val="false"/>
+                <w:iCs w:val="false"/>
+                <w:color w:val="14161B"/>
+                <w:sz w:val="19"/>
+                <w:szCs w:val="19"/>
+              </w:rPr>
+              <w:t xml:space="preserve">이유</w:t>
+            </w:r>
+          </w:p>
+        </w:tc>
+      </w:tr>
+      <w:tr>
+        <w:tc>
+          <w:tcPr>
+            <w:tcW w:type="dxa" w:w="2400"/>
+            <w:tcMar>
+              <w:top w:type="dxa" w:w="95"/>
+              <w:left w:type="dxa" w:w="130"/>
+              <w:bottom w:type="dxa" w:w="95"/>
+              <w:right w:type="dxa" w:w="130"/>
+            </w:tcMar>
+          </w:tcPr>
+          <w:p>
+            <w:pPr>
+              <w:spacing w:line="264"/>
+              <w:jc w:val="left"/>
+            </w:pPr>
+            <w:r>
+              <w:rPr>
+                <w:rFonts w:ascii="맑은 고딕" w:cs="맑은 고딕" w:eastAsia="맑은 고딕" w:hAnsi="맑은 고딕"/>
+                <w:b w:val="false"/>
+                <w:bCs w:val="false"/>
+                <w:i w:val="false"/>
+                <w:iCs w:val="false"/>
+                <w:color w:val="14161B"/>
+                <w:sz w:val="19"/>
+                <w:szCs w:val="19"/>
+              </w:rPr>
+              <w:t xml:space="preserve">주류·유흥업소</w:t>
+            </w:r>
+          </w:p>
+        </w:tc>
+        <w:tc>
+          <w:tcPr>
+            <w:tcW w:type="dxa" w:w="5800"/>
+            <w:tcMar>
+              <w:top w:type="dxa" w:w="95"/>
+              <w:left w:type="dxa" w:w="130"/>
+              <w:bottom w:type="dxa" w:w="95"/>
+              <w:right w:type="dxa" w:w="130"/>
+            </w:tcMar>
+          </w:tcPr>
+          <w:p>
+            <w:pPr>
+              <w:spacing w:line="264"/>
+              <w:jc w:val="center"/>
+            </w:pPr>
+            <w:r>
+              <w:rPr>
+                <w:rFonts w:ascii="맑은 고딕" w:cs="맑은 고딕" w:eastAsia="맑은 고딕" w:hAnsi="맑은 고딕"/>
+                <w:b w:val="false"/>
+                <w:bCs w:val="false"/>
+                <w:i w:val="false"/>
+                <w:iCs w:val="false"/>
+                <w:color w:val="14161B"/>
+                <w:sz w:val="19"/>
+                <w:szCs w:val="19"/>
+              </w:rPr>
+              <w:t xml:space="preserve">복리후생의 취지에 맞지 아니한다.</w:t>
+            </w:r>
+          </w:p>
+        </w:tc>
+      </w:tr>
+      <w:tr>
+        <w:tc>
+          <w:tcPr>
+            <w:tcW w:type="dxa" w:w="2400"/>
+            <w:tcMar>
+              <w:top w:type="dxa" w:w="95"/>
+              <w:left w:type="dxa" w:w="130"/>
+              <w:bottom w:type="dxa" w:w="95"/>
+              <w:right w:type="dxa" w:w="130"/>
+            </w:tcMar>
+          </w:tcPr>
+          <w:p>
+            <w:pPr>
+              <w:spacing w:line="264"/>
+              <w:jc w:val="left"/>
+            </w:pPr>
+            <w:r>
+              <w:rPr>
+                <w:rFonts w:ascii="맑은 고딕" w:cs="맑은 고딕" w:eastAsia="맑은 고딕" w:hAnsi="맑은 고딕"/>
+                <w:b w:val="false"/>
+                <w:bCs w:val="false"/>
+                <w:i w:val="false"/>
+                <w:iCs w:val="false"/>
+                <w:color w:val="14161B"/>
+                <w:sz w:val="19"/>
+                <w:szCs w:val="19"/>
+              </w:rPr>
+              <w:t xml:space="preserve">상품권·기프트카드·포인트 충전</w:t>
+            </w:r>
+          </w:p>
+        </w:tc>
+        <w:tc>
+          <w:tcPr>
+            <w:tcW w:type="dxa" w:w="5800"/>
+            <w:tcMar>
+              <w:top w:type="dxa" w:w="95"/>
+              <w:left w:type="dxa" w:w="130"/>
+              <w:bottom w:type="dxa" w:w="95"/>
+              <w:right w:type="dxa" w:w="130"/>
+            </w:tcMar>
+          </w:tcPr>
+          <w:p>
+            <w:pPr>
+              <w:spacing w:line="264"/>
+              <w:jc w:val="left"/>
+            </w:pPr>
+            <w:r>
+              <w:rPr>
+                <w:rFonts w:ascii="맑은 고딕" w:cs="맑은 고딕" w:eastAsia="맑은 고딕" w:hAnsi="맑은 고딕"/>
+                <w:b w:val="false"/>
+                <w:bCs w:val="false"/>
+                <w:i w:val="false"/>
+                <w:iCs w:val="false"/>
+                <w:color w:val="14161B"/>
+                <w:sz w:val="19"/>
+                <w:szCs w:val="19"/>
+              </w:rPr>
+              <w:t xml:space="preserve">현금성 자산이어서 실제 사용처를 확인할 수 없다.</w:t>
+            </w:r>
+          </w:p>
+        </w:tc>
+      </w:tr>
+      <w:tr>
+        <w:tc>
+          <w:tcPr>
+            <w:tcW w:type="dxa" w:w="2400"/>
+            <w:tcMar>
+              <w:top w:type="dxa" w:w="95"/>
+              <w:left w:type="dxa" w:w="130"/>
+              <w:bottom w:type="dxa" w:w="95"/>
+              <w:right w:type="dxa" w:w="130"/>
+            </w:tcMar>
+          </w:tcPr>
+          <w:p>
+            <w:pPr>
+              <w:spacing w:line="264"/>
+              <w:jc w:val="left"/>
+            </w:pPr>
+            <w:r>
+              <w:rPr>
+                <w:rFonts w:ascii="맑은 고딕" w:cs="맑은 고딕" w:eastAsia="맑은 고딕" w:hAnsi="맑은 고딕"/>
+                <w:b w:val="false"/>
+                <w:bCs w:val="false"/>
+                <w:i w:val="false"/>
+                <w:iCs w:val="false"/>
+                <w:color w:val="14161B"/>
+                <w:sz w:val="19"/>
+                <w:szCs w:val="19"/>
+              </w:rPr>
+              <w:t xml:space="preserve">현금 인출·계좌 이체</w:t>
+            </w:r>
+          </w:p>
+        </w:tc>
+        <w:tc>
+          <w:tcPr>
+            <w:tcW w:type="dxa" w:w="5800"/>
+            <w:tcMar>
+              <w:top w:type="dxa" w:w="95"/>
+              <w:left w:type="dxa" w:w="130"/>
+              <w:bottom w:type="dxa" w:w="95"/>
+              <w:right w:type="dxa" w:w="130"/>
+            </w:tcMar>
+          </w:tcPr>
+          <w:p>
+            <w:pPr>
+              <w:spacing w:line="264"/>
+              <w:jc w:val="left"/>
+            </w:pPr>
+            <w:r>
+              <w:rPr>
+                <w:rFonts w:ascii="맑은 고딕" w:cs="맑은 고딕" w:eastAsia="맑은 고딕" w:hAnsi="맑은 고딕"/>
+                <w:b w:val="false"/>
+                <w:bCs w:val="false"/>
+                <w:i w:val="false"/>
+                <w:iCs w:val="false"/>
+                <w:color w:val="14161B"/>
+                <w:sz w:val="19"/>
+                <w:szCs w:val="19"/>
+              </w:rPr>
+              <w:t xml:space="preserve">같은 이유로 복지비의 사용으로 보지 아니한다.</w:t>
+            </w:r>
+          </w:p>
+        </w:tc>
+      </w:tr>
+      <w:tr>
+        <w:tc>
+          <w:tcPr>
+            <w:tcW w:type="dxa" w:w="2400"/>
+            <w:tcMar>
+              <w:top w:type="dxa" w:w="95"/>
+              <w:left w:type="dxa" w:w="130"/>
+              <w:bottom w:type="dxa" w:w="95"/>
+              <w:right w:type="dxa" w:w="130"/>
+            </w:tcMar>
+          </w:tcPr>
+          <w:p>
+            <w:pPr>
+              <w:spacing w:line="264"/>
+              <w:jc w:val="left"/>
+            </w:pPr>
+            <w:r>
+              <w:rPr>
+                <w:rFonts w:ascii="맑은 고딕" w:cs="맑은 고딕" w:eastAsia="맑은 고딕" w:hAnsi="맑은 고딕"/>
+                <w:b w:val="false"/>
+                <w:bCs w:val="false"/>
+                <w:i w:val="false"/>
+                <w:iCs w:val="false"/>
+                <w:color w:val="14161B"/>
+                <w:sz w:val="19"/>
+                <w:szCs w:val="19"/>
+              </w:rPr>
+              <w:t xml:space="preserve">타인 명의의 결제</w:t>
+            </w:r>
+          </w:p>
+        </w:tc>
+        <w:tc>
+          <w:tcPr>
+            <w:tcW w:type="dxa" w:w="5800"/>
+            <w:tcMar>
+              <w:top w:type="dxa" w:w="95"/>
+              <w:left w:type="dxa" w:w="130"/>
+              <w:bottom w:type="dxa" w:w="95"/>
+              <w:right w:type="dxa" w:w="130"/>
+            </w:tcMar>
+          </w:tcPr>
+          <w:p>
+            <w:pPr>
+              <w:spacing w:line="264"/>
+              <w:jc w:val="center"/>
+            </w:pPr>
+            <w:r>
+              <w:rPr>
+                <w:rFonts w:ascii="맑은 고딕" w:cs="맑은 고딕" w:eastAsia="맑은 고딕" w:hAnsi="맑은 고딕"/>
+                <w:b w:val="false"/>
+                <w:bCs w:val="false"/>
+                <w:i w:val="false"/>
+                <w:iCs w:val="false"/>
+                <w:color w:val="14161B"/>
+                <w:sz w:val="19"/>
+                <w:szCs w:val="19"/>
+              </w:rPr>
+              <w:t xml:space="preserve">본인의 복리후생이 아니다.</w:t>
+            </w:r>
+          </w:p>
+        </w:tc>
+      </w:tr>
+      <w:tr>
+        <w:tc>
+          <w:tcPr>
+            <w:tcW w:type="dxa" w:w="2400"/>
+            <w:tcMar>
+              <w:top w:type="dxa" w:w="95"/>
+              <w:left w:type="dxa" w:w="130"/>
+              <w:bottom w:type="dxa" w:w="95"/>
+              <w:right w:type="dxa" w:w="130"/>
+            </w:tcMar>
+          </w:tcPr>
+          <w:p>
+            <w:pPr>
+              <w:spacing w:line="264"/>
+              <w:jc w:val="left"/>
+            </w:pPr>
+            <w:r>
+              <w:rPr>
+                <w:rFonts w:ascii="맑은 고딕" w:cs="맑은 고딕" w:eastAsia="맑은 고딕" w:hAnsi="맑은 고딕"/>
+                <w:b w:val="false"/>
+                <w:bCs w:val="false"/>
+                <w:i w:val="false"/>
+                <w:iCs w:val="false"/>
+                <w:color w:val="14161B"/>
+                <w:sz w:val="19"/>
+                <w:szCs w:val="19"/>
+              </w:rPr>
+              <w:t xml:space="preserve">업무 수행에 필요한 비용</w:t>
+            </w:r>
+          </w:p>
+        </w:tc>
+        <w:tc>
+          <w:tcPr>
+            <w:tcW w:type="dxa" w:w="5800"/>
+            <w:tcMar>
+              <w:top w:type="dxa" w:w="95"/>
+              <w:left w:type="dxa" w:w="130"/>
+              <w:bottom w:type="dxa" w:w="95"/>
+              <w:right w:type="dxa" w:w="130"/>
+            </w:tcMar>
+          </w:tcPr>
+          <w:p>
+            <w:pPr>
+              <w:spacing w:line="264"/>
+              <w:jc w:val="left"/>
+            </w:pPr>
+            <w:r>
+              <w:rPr>
+                <w:rFonts w:ascii="맑은 고딕" w:cs="맑은 고딕" w:eastAsia="맑은 고딕" w:hAnsi="맑은 고딕"/>
+                <w:b w:val="false"/>
+                <w:bCs w:val="false"/>
+                <w:i w:val="false"/>
+                <w:iCs w:val="false"/>
+                <w:color w:val="14161B"/>
+                <w:sz w:val="19"/>
+                <w:szCs w:val="19"/>
+              </w:rPr>
+              <w:t xml:space="preserve">회사 경비이다. 복지비로 부담하면 복리후생이 아니라 임금의 삭감이 된다.</w:t>
+            </w:r>
+          </w:p>
+        </w:tc>
+      </w:tr>
+      <w:tr>
+        <w:tc>
+          <w:tcPr>
+            <w:tcW w:type="dxa" w:w="2400"/>
+            <w:tcMar>
+              <w:top w:type="dxa" w:w="95"/>
+              <w:left w:type="dxa" w:w="130"/>
+              <w:bottom w:type="dxa" w:w="95"/>
+              <w:right w:type="dxa" w:w="130"/>
+            </w:tcMar>
+          </w:tcPr>
+          <w:p>
+            <w:pPr>
+              <w:spacing w:line="264"/>
+              <w:jc w:val="left"/>
+            </w:pPr>
+            <w:r>
+              <w:rPr>
+                <w:rFonts w:ascii="맑은 고딕" w:cs="맑은 고딕" w:eastAsia="맑은 고딕" w:hAnsi="맑은 고딕"/>
+                <w:b w:val="false"/>
+                <w:bCs w:val="false"/>
+                <w:i w:val="false"/>
+                <w:iCs w:val="false"/>
+                <w:color w:val="14161B"/>
+                <w:sz w:val="19"/>
+                <w:szCs w:val="19"/>
+              </w:rPr>
+              <w:t xml:space="preserve">세금·공과금·보험료·대출 상환</w:t>
+            </w:r>
+          </w:p>
+        </w:tc>
+        <w:tc>
+          <w:tcPr>
+            <w:tcW w:type="dxa" w:w="5800"/>
+            <w:tcMar>
+              <w:top w:type="dxa" w:w="95"/>
+              <w:left w:type="dxa" w:w="130"/>
+              <w:bottom w:type="dxa" w:w="95"/>
+              <w:right w:type="dxa" w:w="130"/>
+            </w:tcMar>
+          </w:tcPr>
+          <w:p>
+            <w:pPr>
+              <w:spacing w:line="264"/>
+              <w:jc w:val="center"/>
+            </w:pPr>
+            <w:r>
+              <w:rPr>
+                <w:rFonts w:ascii="맑은 고딕" w:cs="맑은 고딕" w:eastAsia="맑은 고딕" w:hAnsi="맑은 고딕"/>
+                <w:b w:val="false"/>
+                <w:bCs w:val="false"/>
+                <w:i w:val="false"/>
+                <w:iCs w:val="false"/>
+                <w:color w:val="14161B"/>
+                <w:sz w:val="19"/>
+                <w:szCs w:val="19"/>
+              </w:rPr>
+              <w:t xml:space="preserve">소비가 아니라 의무 지출이다.</w:t>
+            </w:r>
+          </w:p>
+        </w:tc>
+      </w:tr>
+      <w:tr>
+        <w:tc>
+          <w:tcPr>
+            <w:tcW w:type="dxa" w:w="2400"/>
+            <w:tcMar>
+              <w:top w:type="dxa" w:w="95"/>
+              <w:left w:type="dxa" w:w="130"/>
+              <w:bottom w:type="dxa" w:w="95"/>
+              <w:right w:type="dxa" w:w="130"/>
+            </w:tcMar>
+          </w:tcPr>
+          <w:p>
+            <w:pPr>
+              <w:spacing w:line="264"/>
+              <w:jc w:val="left"/>
+            </w:pPr>
+            <w:r>
+              <w:rPr>
+                <w:rFonts w:ascii="맑은 고딕" w:cs="맑은 고딕" w:eastAsia="맑은 고딕" w:hAnsi="맑은 고딕"/>
+                <w:b w:val="false"/>
+                <w:bCs w:val="false"/>
+                <w:i w:val="false"/>
+                <w:iCs w:val="false"/>
+                <w:color w:val="14161B"/>
+                <w:sz w:val="19"/>
+                <w:szCs w:val="19"/>
+              </w:rPr>
+              <w:t xml:space="preserve">식사비·카페·간식</w:t>
+            </w:r>
+          </w:p>
+        </w:tc>
+        <w:tc>
+          <w:tcPr>
+            <w:tcW w:type="dxa" w:w="5800"/>
+            <w:tcMar>
+              <w:top w:type="dxa" w:w="95"/>
+              <w:left w:type="dxa" w:w="130"/>
+              <w:bottom w:type="dxa" w:w="95"/>
+              <w:right w:type="dxa" w:w="130"/>
+            </w:tcMar>
+          </w:tcPr>
+          <w:p>
+            <w:pPr>
+              <w:spacing w:line="264"/>
+              <w:jc w:val="center"/>
+            </w:pPr>
+            <w:r>
+              <w:rPr>
+                <w:rFonts w:ascii="맑은 고딕" w:cs="맑은 고딕" w:eastAsia="맑은 고딕" w:hAnsi="맑은 고딕"/>
+                <w:b w:val="false"/>
+                <w:bCs w:val="false"/>
+                <w:i w:val="false"/>
+                <w:iCs w:val="false"/>
+                <w:color w:val="14161B"/>
+                <w:sz w:val="19"/>
+                <w:szCs w:val="19"/>
+              </w:rPr>
+              <w:t xml:space="preserve">식대는 임금에 별도로 포함되어 있다.</w:t>
+            </w:r>
+          </w:p>
+        </w:tc>
+      </w:tr>
+      <w:tr>
+        <w:tc>
+          <w:tcPr>
+            <w:tcW w:type="dxa" w:w="2400"/>
+            <w:tcMar>
+              <w:top w:type="dxa" w:w="95"/>
+              <w:left w:type="dxa" w:w="130"/>
+              <w:bottom w:type="dxa" w:w="95"/>
+              <w:right w:type="dxa" w:w="130"/>
+            </w:tcMar>
+          </w:tcPr>
+          <w:p>
+            <w:pPr>
+              <w:spacing w:line="264"/>
+              <w:jc w:val="left"/>
+            </w:pPr>
+            <w:r>
+              <w:rPr>
+                <w:rFonts w:ascii="맑은 고딕" w:cs="맑은 고딕" w:eastAsia="맑은 고딕" w:hAnsi="맑은 고딕"/>
+                <w:b w:val="false"/>
+                <w:bCs w:val="false"/>
+                <w:i w:val="false"/>
+                <w:iCs w:val="false"/>
+                <w:color w:val="14161B"/>
+                <w:sz w:val="19"/>
+                <w:szCs w:val="19"/>
+              </w:rPr>
+              <w:t xml:space="preserve">담배</w:t>
+            </w:r>
+          </w:p>
+        </w:tc>
+        <w:tc>
+          <w:tcPr>
+            <w:tcW w:type="dxa" w:w="5800"/>
+            <w:tcMar>
+              <w:top w:type="dxa" w:w="95"/>
+              <w:left w:type="dxa" w:w="130"/>
+              <w:bottom w:type="dxa" w:w="95"/>
+              <w:right w:type="dxa" w:w="130"/>
+            </w:tcMar>
+          </w:tcPr>
+          <w:p>
+            <w:pPr>
+              <w:spacing w:line="264"/>
+              <w:jc w:val="center"/>
+            </w:pPr>
+            <w:r>
+              <w:rPr>
+                <w:rFonts w:ascii="맑은 고딕" w:cs="맑은 고딕" w:eastAsia="맑은 고딕" w:hAnsi="맑은 고딕"/>
+                <w:b w:val="false"/>
+                <w:bCs w:val="false"/>
+                <w:i w:val="false"/>
+                <w:iCs w:val="false"/>
+                <w:color w:val="14161B"/>
+                <w:sz w:val="19"/>
+                <w:szCs w:val="19"/>
+              </w:rPr>
+              <w:t xml:space="preserve">건강 항목의 취지에 반한다.</w:t>
+            </w:r>
+          </w:p>
+        </w:tc>
+      </w:tr>
+      <w:tr>
+        <w:tc>
+          <w:tcPr>
+            <w:tcW w:type="dxa" w:w="2400"/>
+            <w:tcMar>
+              <w:top w:type="dxa" w:w="95"/>
+              <w:left w:type="dxa" w:w="130"/>
+              <w:bottom w:type="dxa" w:w="95"/>
+              <w:right w:type="dxa" w:w="130"/>
+            </w:tcMar>
+          </w:tcPr>
+          <w:p>
+            <w:pPr>
+              <w:spacing w:line="264"/>
+              <w:jc w:val="left"/>
+            </w:pPr>
+            <w:r>
+              <w:rPr>
+                <w:rFonts w:ascii="맑은 고딕" w:cs="맑은 고딕" w:eastAsia="맑은 고딕" w:hAnsi="맑은 고딕"/>
+                <w:b w:val="false"/>
+                <w:bCs w:val="false"/>
+                <w:i w:val="false"/>
+                <w:iCs w:val="false"/>
+                <w:color w:val="14161B"/>
+                <w:sz w:val="19"/>
+                <w:szCs w:val="19"/>
+              </w:rPr>
+              <w:t xml:space="preserve">도박성 콘텐츠·게임 아이템</w:t>
+            </w:r>
+          </w:p>
+        </w:tc>
+        <w:tc>
+          <w:tcPr>
+            <w:tcW w:type="dxa" w:w="5800"/>
+            <w:tcMar>
+              <w:top w:type="dxa" w:w="95"/>
+              <w:left w:type="dxa" w:w="130"/>
+              <w:bottom w:type="dxa" w:w="95"/>
+              <w:right w:type="dxa" w:w="130"/>
+            </w:tcMar>
+          </w:tcPr>
+          <w:p>
+            <w:pPr>
+              <w:spacing w:line="264"/>
+              <w:jc w:val="center"/>
+            </w:pPr>
+            <w:r>
+              <w:rPr>
+                <w:rFonts w:ascii="맑은 고딕" w:cs="맑은 고딕" w:eastAsia="맑은 고딕" w:hAnsi="맑은 고딕"/>
+                <w:b w:val="false"/>
+                <w:bCs w:val="false"/>
+                <w:i w:val="false"/>
+                <w:iCs w:val="false"/>
+                <w:color w:val="14161B"/>
+                <w:sz w:val="19"/>
+                <w:szCs w:val="19"/>
+              </w:rPr>
+              <w:t xml:space="preserve">복리후생의 취지에 맞지 아니한다.</w:t>
+            </w:r>
+          </w:p>
+        </w:tc>
+      </w:tr>
+    </w:tbl>
+    <w:p>
+      <w:pPr>
+        <w:keepNext/>
+        <w:pBdr>
+          <w:bottom w:val="single" w:color="14161B" w:sz="8" w:space="7"/>
+        </w:pBdr>
+        <w:spacing w:after="130" w:before="340"/>
+      </w:pPr>
+      <w:r>
+        <w:rPr>
+          <w:rFonts w:ascii="맑은 고딕" w:cs="맑은 고딕" w:eastAsia="맑은 고딕" w:hAnsi="맑은 고딕"/>
+          <w:b/>
+          <w:bCs/>
+          <w:i w:val="false"/>
+          <w:iCs w:val="false"/>
+          <w:color w:val="14161B"/>
+          <w:sz w:val="22"/>
+          <w:szCs w:val="22"/>
+        </w:rPr>
+        <w:t xml:space="preserve">3. 헷갈리는 경우의 판정</w:t>
+      </w:r>
+    </w:p>
+    <w:p>
+      <w:pPr>
+        <w:spacing w:after="160" w:before="0" w:line="288"/>
+        <w:jc w:val="left"/>
+      </w:pPr>
+      <w:r>
+        <w:rPr>
+          <w:rFonts w:ascii="맑은 고딕" w:cs="맑은 고딕" w:eastAsia="맑은 고딕" w:hAnsi="맑은 고딕"/>
+          <w:b w:val="false"/>
+          <w:bCs w:val="false"/>
+          <w:i w:val="false"/>
+          <w:iCs w:val="false"/>
+          <w:color w:val="14161B"/>
+          <w:sz w:val="20"/>
+          <w:szCs w:val="20"/>
+        </w:rPr>
+        <w:t xml:space="preserve">실제로 문제가 되는 것은 대부분 업무용과 개인용의 경계이다. 기준은 하나다 — 그것으로 회사 일을 하면 회사 경비, 본인이 배우고 즐기고 회복하는 데 쓰면 복지비이다.</w:t>
+      </w:r>
+    </w:p>
+    <w:tbl>
+      <w:tblPr>
+        <w:tblW w:type="dxa" w:w="8200"/>
+        <w:tblBorders>
+          <w:top w:val="single" w:color="14161B" w:sz="8"/>
+          <w:left w:val="none" w:color="FFFFFF" w:sz="0"/>
+          <w:bottom w:val="single" w:color="14161B" w:sz="8"/>
+          <w:right w:val="none" w:color="FFFFFF" w:sz="0"/>
+          <w:insideH w:val="single" w:color="D4D6DB" w:sz="4"/>
+          <w:insideV w:val="none" w:color="FFFFFF" w:sz="0"/>
+        </w:tblBorders>
+      </w:tblPr>
+      <w:tblGrid>
+        <w:gridCol w:w="3200"/>
+        <w:gridCol w:w="1200"/>
+        <w:gridCol w:w="3800"/>
+      </w:tblGrid>
+      <w:tr>
+        <w:trPr>
+          <w:tblHeader/>
+        </w:trPr>
+        <w:tc>
+          <w:tcPr>
+            <w:tcW w:type="dxa" w:w="3200"/>
+            <w:shd w:fill="F4F5F7" w:color="auto" w:val="clear"/>
+            <w:tcMar>
+              <w:top w:type="dxa" w:w="95"/>
+              <w:left w:type="dxa" w:w="130"/>
+              <w:bottom w:type="dxa" w:w="95"/>
+              <w:right w:type="dxa" w:w="130"/>
+            </w:tcMar>
+          </w:tcPr>
+          <w:p>
+            <w:pPr>
+              <w:spacing w:line="264"/>
+              <w:jc w:val="left"/>
+            </w:pPr>
+            <w:r>
+              <w:rPr>
+                <w:rFonts w:ascii="맑은 고딕" w:cs="맑은 고딕" w:eastAsia="맑은 고딕" w:hAnsi="맑은 고딕"/>
+                <w:b/>
+                <w:bCs/>
+                <w:i w:val="false"/>
+                <w:iCs w:val="false"/>
+                <w:color w:val="14161B"/>
+                <w:sz w:val="19"/>
+                <w:szCs w:val="19"/>
+              </w:rPr>
+              <w:t xml:space="preserve">상황</w:t>
+            </w:r>
+          </w:p>
+        </w:tc>
+        <w:tc>
+          <w:tcPr>
+            <w:tcW w:type="dxa" w:w="1200"/>
+            <w:shd w:fill="F4F5F7" w:color="auto" w:val="clear"/>
+            <w:tcMar>
+              <w:top w:type="dxa" w:w="95"/>
+              <w:left w:type="dxa" w:w="130"/>
+              <w:bottom w:type="dxa" w:w="95"/>
+              <w:right w:type="dxa" w:w="130"/>
+            </w:tcMar>
+          </w:tcPr>
+          <w:p>
+            <w:pPr>
+              <w:spacing w:line="264"/>
+              <w:jc w:val="center"/>
+            </w:pPr>
+            <w:r>
+              <w:rPr>
+                <w:rFonts w:ascii="맑은 고딕" w:cs="맑은 고딕" w:eastAsia="맑은 고딕" w:hAnsi="맑은 고딕"/>
+                <w:b/>
+                <w:bCs/>
+                <w:i w:val="false"/>
+                <w:iCs w:val="false"/>
+                <w:color w:val="14161B"/>
+                <w:sz w:val="19"/>
+                <w:szCs w:val="19"/>
+              </w:rPr>
+              <w:t xml:space="preserve">판정</w:t>
+            </w:r>
+          </w:p>
+        </w:tc>
+        <w:tc>
+          <w:tcPr>
+            <w:tcW w:type="dxa" w:w="3800"/>
+            <w:shd w:fill="F4F5F7" w:color="auto" w:val="clear"/>
+            <w:tcMar>
+              <w:top w:type="dxa" w:w="95"/>
+              <w:left w:type="dxa" w:w="130"/>
+              <w:bottom w:type="dxa" w:w="95"/>
+              <w:right w:type="dxa" w:w="130"/>
+            </w:tcMar>
+          </w:tcPr>
+          <w:p>
+            <w:pPr>
+              <w:spacing w:line="264"/>
+              <w:jc w:val="center"/>
+            </w:pPr>
+            <w:r>
+              <w:rPr>
+                <w:rFonts w:ascii="맑은 고딕" w:cs="맑은 고딕" w:eastAsia="맑은 고딕" w:hAnsi="맑은 고딕"/>
+                <w:b/>
+                <w:bCs/>
+                <w:i w:val="false"/>
+                <w:iCs w:val="false"/>
+                <w:color w:val="14161B"/>
+                <w:sz w:val="19"/>
+                <w:szCs w:val="19"/>
+              </w:rPr>
+              <w:t xml:space="preserve">근거</w:t>
+            </w:r>
+          </w:p>
+        </w:tc>
+      </w:tr>
+      <w:tr>
+        <w:tc>
+          <w:tcPr>
+            <w:tcW w:type="dxa" w:w="3200"/>
+            <w:tcMar>
+              <w:top w:type="dxa" w:w="95"/>
+              <w:left w:type="dxa" w:w="130"/>
+              <w:bottom w:type="dxa" w:w="95"/>
+              <w:right w:type="dxa" w:w="130"/>
+            </w:tcMar>
+          </w:tcPr>
+          <w:p>
+            <w:pPr>
+              <w:spacing w:line="264"/>
+              <w:jc w:val="left"/>
+            </w:pPr>
+            <w:r>
+              <w:rPr>
+                <w:rFonts w:ascii="맑은 고딕" w:cs="맑은 고딕" w:eastAsia="맑은 고딕" w:hAnsi="맑은 고딕"/>
+                <w:b w:val="false"/>
+                <w:bCs w:val="false"/>
+                <w:i w:val="false"/>
+                <w:iCs w:val="false"/>
+                <w:color w:val="14161B"/>
+                <w:sz w:val="19"/>
+                <w:szCs w:val="19"/>
+              </w:rPr>
+              <w:t xml:space="preserve">업무에 사용할 디자인 툴 유료 플랜</w:t>
+            </w:r>
+          </w:p>
+        </w:tc>
+        <w:tc>
+          <w:tcPr>
+            <w:tcW w:type="dxa" w:w="1200"/>
+            <w:tcMar>
+              <w:top w:type="dxa" w:w="95"/>
+              <w:left w:type="dxa" w:w="130"/>
+              <w:bottom w:type="dxa" w:w="95"/>
+              <w:right w:type="dxa" w:w="130"/>
+            </w:tcMar>
+          </w:tcPr>
+          <w:p>
+            <w:pPr>
+              <w:spacing w:line="264"/>
+              <w:jc w:val="center"/>
+            </w:pPr>
+            <w:r>
+              <w:rPr>
+                <w:rFonts w:ascii="맑은 고딕" w:cs="맑은 고딕" w:eastAsia="맑은 고딕" w:hAnsi="맑은 고딕"/>
+                <w:b w:val="false"/>
+                <w:bCs w:val="false"/>
+                <w:i w:val="false"/>
+                <w:iCs w:val="false"/>
+                <w:color w:val="14161B"/>
+                <w:sz w:val="19"/>
+                <w:szCs w:val="19"/>
+              </w:rPr>
+              <w:t xml:space="preserve">불가</w:t>
+            </w:r>
+          </w:p>
+        </w:tc>
+        <w:tc>
+          <w:tcPr>
+            <w:tcW w:type="dxa" w:w="3800"/>
+            <w:tcMar>
+              <w:top w:type="dxa" w:w="95"/>
+              <w:left w:type="dxa" w:w="130"/>
+              <w:bottom w:type="dxa" w:w="95"/>
+              <w:right w:type="dxa" w:w="130"/>
+            </w:tcMar>
+          </w:tcPr>
+          <w:p>
+            <w:pPr>
+              <w:spacing w:line="264"/>
+              <w:jc w:val="center"/>
+            </w:pPr>
+            <w:r>
+              <w:rPr>
+                <w:rFonts w:ascii="맑은 고딕" w:cs="맑은 고딕" w:eastAsia="맑은 고딕" w:hAnsi="맑은 고딕"/>
+                <w:b w:val="false"/>
+                <w:bCs w:val="false"/>
+                <w:i w:val="false"/>
+                <w:iCs w:val="false"/>
+                <w:color w:val="14161B"/>
+                <w:sz w:val="19"/>
+                <w:szCs w:val="19"/>
+              </w:rPr>
+              <w:t xml:space="preserve">회사 경비</w:t>
+            </w:r>
+          </w:p>
+        </w:tc>
+      </w:tr>
+      <w:tr>
+        <w:tc>
+          <w:tcPr>
+            <w:tcW w:type="dxa" w:w="3200"/>
+            <w:tcMar>
+              <w:top w:type="dxa" w:w="95"/>
+              <w:left w:type="dxa" w:w="130"/>
+              <w:bottom w:type="dxa" w:w="95"/>
+              <w:right w:type="dxa" w:w="130"/>
+            </w:tcMar>
+          </w:tcPr>
+          <w:p>
+            <w:pPr>
+              <w:spacing w:line="264"/>
+              <w:jc w:val="left"/>
+            </w:pPr>
+            <w:r>
+              <w:rPr>
+                <w:rFonts w:ascii="맑은 고딕" w:cs="맑은 고딕" w:eastAsia="맑은 고딕" w:hAnsi="맑은 고딕"/>
+                <w:b w:val="false"/>
+                <w:bCs w:val="false"/>
+                <w:i w:val="false"/>
+                <w:iCs w:val="false"/>
+                <w:color w:val="14161B"/>
+                <w:sz w:val="19"/>
+                <w:szCs w:val="19"/>
+              </w:rPr>
+              <w:t xml:space="preserve">개인 포트폴리오 작업용 디자인 툴 플랜</w:t>
+            </w:r>
+          </w:p>
+        </w:tc>
+        <w:tc>
+          <w:tcPr>
+            <w:tcW w:type="dxa" w:w="1200"/>
+            <w:tcMar>
+              <w:top w:type="dxa" w:w="95"/>
+              <w:left w:type="dxa" w:w="130"/>
+              <w:bottom w:type="dxa" w:w="95"/>
+              <w:right w:type="dxa" w:w="130"/>
+            </w:tcMar>
+          </w:tcPr>
+          <w:p>
+            <w:pPr>
+              <w:spacing w:line="264"/>
+              <w:jc w:val="center"/>
+            </w:pPr>
+            <w:r>
+              <w:rPr>
+                <w:rFonts w:ascii="맑은 고딕" w:cs="맑은 고딕" w:eastAsia="맑은 고딕" w:hAnsi="맑은 고딕"/>
+                <w:b w:val="false"/>
+                <w:bCs w:val="false"/>
+                <w:i w:val="false"/>
+                <w:iCs w:val="false"/>
+                <w:color w:val="14161B"/>
+                <w:sz w:val="19"/>
+                <w:szCs w:val="19"/>
+              </w:rPr>
+              <w:t xml:space="preserve">가능</w:t>
+            </w:r>
+          </w:p>
+        </w:tc>
+        <w:tc>
+          <w:tcPr>
+            <w:tcW w:type="dxa" w:w="3800"/>
+            <w:tcMar>
+              <w:top w:type="dxa" w:w="95"/>
+              <w:left w:type="dxa" w:w="130"/>
+              <w:bottom w:type="dxa" w:w="95"/>
+              <w:right w:type="dxa" w:w="130"/>
+            </w:tcMar>
+          </w:tcPr>
+          <w:p>
+            <w:pPr>
+              <w:spacing w:line="264"/>
+              <w:jc w:val="center"/>
+            </w:pPr>
+            <w:r>
+              <w:rPr>
+                <w:rFonts w:ascii="맑은 고딕" w:cs="맑은 고딕" w:eastAsia="맑은 고딕" w:hAnsi="맑은 고딕"/>
+                <w:b w:val="false"/>
+                <w:bCs w:val="false"/>
+                <w:i w:val="false"/>
+                <w:iCs w:val="false"/>
+                <w:color w:val="14161B"/>
+                <w:sz w:val="19"/>
+                <w:szCs w:val="19"/>
+              </w:rPr>
+              <w:t xml:space="preserve">개인 창작</w:t>
+            </w:r>
+          </w:p>
+        </w:tc>
+      </w:tr>
+      <w:tr>
+        <w:tc>
+          <w:tcPr>
+            <w:tcW w:type="dxa" w:w="3200"/>
+            <w:tcMar>
+              <w:top w:type="dxa" w:w="95"/>
+              <w:left w:type="dxa" w:w="130"/>
+              <w:bottom w:type="dxa" w:w="95"/>
+              <w:right w:type="dxa" w:w="130"/>
+            </w:tcMar>
+          </w:tcPr>
+          <w:p>
+            <w:pPr>
+              <w:spacing w:line="264"/>
+              <w:jc w:val="left"/>
+            </w:pPr>
+            <w:r>
+              <w:rPr>
+                <w:rFonts w:ascii="맑은 고딕" w:cs="맑은 고딕" w:eastAsia="맑은 고딕" w:hAnsi="맑은 고딕"/>
+                <w:b w:val="false"/>
+                <w:bCs w:val="false"/>
+                <w:i w:val="false"/>
+                <w:iCs w:val="false"/>
+                <w:color w:val="14161B"/>
+                <w:sz w:val="19"/>
+                <w:szCs w:val="19"/>
+              </w:rPr>
+              <w:t xml:space="preserve">클라이언트 납품물에 사용할 폰트</w:t>
+            </w:r>
+          </w:p>
+        </w:tc>
+        <w:tc>
+          <w:tcPr>
+            <w:tcW w:type="dxa" w:w="1200"/>
+            <w:tcMar>
+              <w:top w:type="dxa" w:w="95"/>
+              <w:left w:type="dxa" w:w="130"/>
+              <w:bottom w:type="dxa" w:w="95"/>
+              <w:right w:type="dxa" w:w="130"/>
+            </w:tcMar>
+          </w:tcPr>
+          <w:p>
+            <w:pPr>
+              <w:spacing w:line="264"/>
+              <w:jc w:val="center"/>
+            </w:pPr>
+            <w:r>
+              <w:rPr>
+                <w:rFonts w:ascii="맑은 고딕" w:cs="맑은 고딕" w:eastAsia="맑은 고딕" w:hAnsi="맑은 고딕"/>
+                <w:b w:val="false"/>
+                <w:bCs w:val="false"/>
+                <w:i w:val="false"/>
+                <w:iCs w:val="false"/>
+                <w:color w:val="14161B"/>
+                <w:sz w:val="19"/>
+                <w:szCs w:val="19"/>
+              </w:rPr>
+              <w:t xml:space="preserve">불가</w:t>
+            </w:r>
+          </w:p>
+        </w:tc>
+        <w:tc>
+          <w:tcPr>
+            <w:tcW w:type="dxa" w:w="3800"/>
+            <w:tcMar>
+              <w:top w:type="dxa" w:w="95"/>
+              <w:left w:type="dxa" w:w="130"/>
+              <w:bottom w:type="dxa" w:w="95"/>
+              <w:right w:type="dxa" w:w="130"/>
+            </w:tcMar>
+          </w:tcPr>
+          <w:p>
+            <w:pPr>
+              <w:spacing w:line="264"/>
+              <w:jc w:val="center"/>
+            </w:pPr>
+            <w:r>
+              <w:rPr>
+                <w:rFonts w:ascii="맑은 고딕" w:cs="맑은 고딕" w:eastAsia="맑은 고딕" w:hAnsi="맑은 고딕"/>
+                <w:b w:val="false"/>
+                <w:bCs w:val="false"/>
+                <w:i w:val="false"/>
+                <w:iCs w:val="false"/>
+                <w:color w:val="14161B"/>
+                <w:sz w:val="19"/>
+                <w:szCs w:val="19"/>
+              </w:rPr>
+              <w:t xml:space="preserve">회사 경비. 라이선스는 회사가 확보한다</w:t>
+            </w:r>
+          </w:p>
+        </w:tc>
+      </w:tr>
+      <w:tr>
+        <w:tc>
+          <w:tcPr>
+            <w:tcW w:type="dxa" w:w="3200"/>
+            <w:tcMar>
+              <w:top w:type="dxa" w:w="95"/>
+              <w:left w:type="dxa" w:w="130"/>
+              <w:bottom w:type="dxa" w:w="95"/>
+              <w:right w:type="dxa" w:w="130"/>
+            </w:tcMar>
+          </w:tcPr>
+          <w:p>
+            <w:pPr>
+              <w:spacing w:line="264"/>
+              <w:jc w:val="left"/>
+            </w:pPr>
+            <w:r>
+              <w:rPr>
+                <w:rFonts w:ascii="맑은 고딕" w:cs="맑은 고딕" w:eastAsia="맑은 고딕" w:hAnsi="맑은 고딕"/>
+                <w:b w:val="false"/>
+                <w:bCs w:val="false"/>
+                <w:i w:val="false"/>
+                <w:iCs w:val="false"/>
+                <w:color w:val="14161B"/>
+                <w:sz w:val="19"/>
+                <w:szCs w:val="19"/>
+              </w:rPr>
+              <w:t xml:space="preserve">개인 작업에 사용할 폰트</w:t>
+            </w:r>
+          </w:p>
+        </w:tc>
+        <w:tc>
+          <w:tcPr>
+            <w:tcW w:type="dxa" w:w="1200"/>
+            <w:tcMar>
+              <w:top w:type="dxa" w:w="95"/>
+              <w:left w:type="dxa" w:w="130"/>
+              <w:bottom w:type="dxa" w:w="95"/>
+              <w:right w:type="dxa" w:w="130"/>
+            </w:tcMar>
+          </w:tcPr>
+          <w:p>
+            <w:pPr>
+              <w:spacing w:line="264"/>
+              <w:jc w:val="center"/>
+            </w:pPr>
+            <w:r>
+              <w:rPr>
+                <w:rFonts w:ascii="맑은 고딕" w:cs="맑은 고딕" w:eastAsia="맑은 고딕" w:hAnsi="맑은 고딕"/>
+                <w:b w:val="false"/>
+                <w:bCs w:val="false"/>
+                <w:i w:val="false"/>
+                <w:iCs w:val="false"/>
+                <w:color w:val="14161B"/>
+                <w:sz w:val="19"/>
+                <w:szCs w:val="19"/>
+              </w:rPr>
+              <w:t xml:space="preserve">가능</w:t>
+            </w:r>
+          </w:p>
+        </w:tc>
+        <w:tc>
+          <w:tcPr>
+            <w:tcW w:type="dxa" w:w="3800"/>
+            <w:tcMar>
+              <w:top w:type="dxa" w:w="95"/>
+              <w:left w:type="dxa" w:w="130"/>
+              <w:bottom w:type="dxa" w:w="95"/>
+              <w:right w:type="dxa" w:w="130"/>
+            </w:tcMar>
+          </w:tcPr>
+          <w:p>
+            <w:pPr>
+              <w:spacing w:line="264"/>
+              <w:jc w:val="center"/>
+            </w:pPr>
+            <w:r>
+              <w:rPr>
+                <w:rFonts w:ascii="맑은 고딕" w:cs="맑은 고딕" w:eastAsia="맑은 고딕" w:hAnsi="맑은 고딕"/>
+                <w:b w:val="false"/>
+                <w:bCs w:val="false"/>
+                <w:i w:val="false"/>
+                <w:iCs w:val="false"/>
+                <w:color w:val="14161B"/>
+                <w:sz w:val="19"/>
+                <w:szCs w:val="19"/>
+              </w:rPr>
+              <w:t xml:space="preserve">자기계발</w:t>
+            </w:r>
+          </w:p>
+        </w:tc>
+      </w:tr>
+      <w:tr>
+        <w:tc>
+          <w:tcPr>
+            <w:tcW w:type="dxa" w:w="3200"/>
+            <w:tcMar>
+              <w:top w:type="dxa" w:w="95"/>
+              <w:left w:type="dxa" w:w="130"/>
+              <w:bottom w:type="dxa" w:w="95"/>
+              <w:right w:type="dxa" w:w="130"/>
+            </w:tcMar>
+          </w:tcPr>
+          <w:p>
+            <w:pPr>
+              <w:spacing w:line="264"/>
+              <w:jc w:val="left"/>
+            </w:pPr>
+            <w:r>
+              <w:rPr>
+                <w:rFonts w:ascii="맑은 고딕" w:cs="맑은 고딕" w:eastAsia="맑은 고딕" w:hAnsi="맑은 고딕"/>
+                <w:b w:val="false"/>
+                <w:bCs w:val="false"/>
+                <w:i w:val="false"/>
+                <w:iCs w:val="false"/>
+                <w:color w:val="14161B"/>
+                <w:sz w:val="19"/>
+                <w:szCs w:val="19"/>
+              </w:rPr>
+              <w:t xml:space="preserve">업무와 관련된 UX 서적</w:t>
+            </w:r>
+          </w:p>
+        </w:tc>
+        <w:tc>
+          <w:tcPr>
+            <w:tcW w:type="dxa" w:w="1200"/>
+            <w:tcMar>
+              <w:top w:type="dxa" w:w="95"/>
+              <w:left w:type="dxa" w:w="130"/>
+              <w:bottom w:type="dxa" w:w="95"/>
+              <w:right w:type="dxa" w:w="130"/>
+            </w:tcMar>
+          </w:tcPr>
+          <w:p>
+            <w:pPr>
+              <w:spacing w:line="264"/>
+              <w:jc w:val="center"/>
+            </w:pPr>
+            <w:r>
+              <w:rPr>
+                <w:rFonts w:ascii="맑은 고딕" w:cs="맑은 고딕" w:eastAsia="맑은 고딕" w:hAnsi="맑은 고딕"/>
+                <w:b w:val="false"/>
+                <w:bCs w:val="false"/>
+                <w:i w:val="false"/>
+                <w:iCs w:val="false"/>
+                <w:color w:val="14161B"/>
+                <w:sz w:val="19"/>
+                <w:szCs w:val="19"/>
+              </w:rPr>
+              <w:t xml:space="preserve">가능</w:t>
+            </w:r>
+          </w:p>
+        </w:tc>
+        <w:tc>
+          <w:tcPr>
+            <w:tcW w:type="dxa" w:w="3800"/>
+            <w:tcMar>
+              <w:top w:type="dxa" w:w="95"/>
+              <w:left w:type="dxa" w:w="130"/>
+              <w:bottom w:type="dxa" w:w="95"/>
+              <w:right w:type="dxa" w:w="130"/>
+            </w:tcMar>
+          </w:tcPr>
+          <w:p>
+            <w:pPr>
+              <w:spacing w:line="264"/>
+              <w:jc w:val="center"/>
+            </w:pPr>
+            <w:r>
+              <w:rPr>
+                <w:rFonts w:ascii="맑은 고딕" w:cs="맑은 고딕" w:eastAsia="맑은 고딕" w:hAnsi="맑은 고딕"/>
+                <w:b w:val="false"/>
+                <w:bCs w:val="false"/>
+                <w:i w:val="false"/>
+                <w:iCs w:val="false"/>
+                <w:color w:val="14161B"/>
+                <w:sz w:val="19"/>
+                <w:szCs w:val="19"/>
+              </w:rPr>
+              <w:t xml:space="preserve">학습은 복리후생으로 본다</w:t>
+            </w:r>
+          </w:p>
+        </w:tc>
+      </w:tr>
+      <w:tr>
+        <w:tc>
+          <w:tcPr>
+            <w:tcW w:type="dxa" w:w="3200"/>
+            <w:tcMar>
+              <w:top w:type="dxa" w:w="95"/>
+              <w:left w:type="dxa" w:w="130"/>
+              <w:bottom w:type="dxa" w:w="95"/>
+              <w:right w:type="dxa" w:w="130"/>
+            </w:tcMar>
+          </w:tcPr>
+          <w:p>
+            <w:pPr>
+              <w:spacing w:line="264"/>
+              <w:jc w:val="left"/>
+            </w:pPr>
+            <w:r>
+              <w:rPr>
+                <w:rFonts w:ascii="맑은 고딕" w:cs="맑은 고딕" w:eastAsia="맑은 고딕" w:hAnsi="맑은 고딕"/>
+                <w:b w:val="false"/>
+                <w:bCs w:val="false"/>
+                <w:i w:val="false"/>
+                <w:iCs w:val="false"/>
+                <w:color w:val="14161B"/>
+                <w:sz w:val="19"/>
+                <w:szCs w:val="19"/>
+              </w:rPr>
+              <w:t xml:space="preserve">업무용 모니터·키보드·태블릿</w:t>
+            </w:r>
+          </w:p>
+        </w:tc>
+        <w:tc>
+          <w:tcPr>
+            <w:tcW w:type="dxa" w:w="1200"/>
+            <w:tcMar>
+              <w:top w:type="dxa" w:w="95"/>
+              <w:left w:type="dxa" w:w="130"/>
+              <w:bottom w:type="dxa" w:w="95"/>
+              <w:right w:type="dxa" w:w="130"/>
+            </w:tcMar>
+          </w:tcPr>
+          <w:p>
+            <w:pPr>
+              <w:spacing w:line="264"/>
+              <w:jc w:val="center"/>
+            </w:pPr>
+            <w:r>
+              <w:rPr>
+                <w:rFonts w:ascii="맑은 고딕" w:cs="맑은 고딕" w:eastAsia="맑은 고딕" w:hAnsi="맑은 고딕"/>
+                <w:b w:val="false"/>
+                <w:bCs w:val="false"/>
+                <w:i w:val="false"/>
+                <w:iCs w:val="false"/>
+                <w:color w:val="14161B"/>
+                <w:sz w:val="19"/>
+                <w:szCs w:val="19"/>
+              </w:rPr>
+              <w:t xml:space="preserve">불가</w:t>
+            </w:r>
+          </w:p>
+        </w:tc>
+        <w:tc>
+          <w:tcPr>
+            <w:tcW w:type="dxa" w:w="3800"/>
+            <w:tcMar>
+              <w:top w:type="dxa" w:w="95"/>
+              <w:left w:type="dxa" w:w="130"/>
+              <w:bottom w:type="dxa" w:w="95"/>
+              <w:right w:type="dxa" w:w="130"/>
+            </w:tcMar>
+          </w:tcPr>
+          <w:p>
+            <w:pPr>
+              <w:spacing w:line="264"/>
+              <w:jc w:val="center"/>
+            </w:pPr>
+            <w:r>
+              <w:rPr>
+                <w:rFonts w:ascii="맑은 고딕" w:cs="맑은 고딕" w:eastAsia="맑은 고딕" w:hAnsi="맑은 고딕"/>
+                <w:b w:val="false"/>
+                <w:bCs w:val="false"/>
+                <w:i w:val="false"/>
+                <w:iCs w:val="false"/>
+                <w:color w:val="14161B"/>
+                <w:sz w:val="19"/>
+                <w:szCs w:val="19"/>
+              </w:rPr>
+              <w:t xml:space="preserve">회사 경비</w:t>
+            </w:r>
+          </w:p>
+        </w:tc>
+      </w:tr>
+      <w:tr>
+        <w:tc>
+          <w:tcPr>
+            <w:tcW w:type="dxa" w:w="3200"/>
+            <w:tcMar>
+              <w:top w:type="dxa" w:w="95"/>
+              <w:left w:type="dxa" w:w="130"/>
+              <w:bottom w:type="dxa" w:w="95"/>
+              <w:right w:type="dxa" w:w="130"/>
+            </w:tcMar>
+          </w:tcPr>
+          <w:p>
+            <w:pPr>
+              <w:spacing w:line="264"/>
+              <w:jc w:val="left"/>
+            </w:pPr>
+            <w:r>
+              <w:rPr>
+                <w:rFonts w:ascii="맑은 고딕" w:cs="맑은 고딕" w:eastAsia="맑은 고딕" w:hAnsi="맑은 고딕"/>
+                <w:b w:val="false"/>
+                <w:bCs w:val="false"/>
+                <w:i w:val="false"/>
+                <w:iCs w:val="false"/>
+                <w:color w:val="14161B"/>
+                <w:sz w:val="19"/>
+                <w:szCs w:val="19"/>
+              </w:rPr>
+              <w:t xml:space="preserve">팀 회식·동료와의 식사</w:t>
+            </w:r>
+          </w:p>
+        </w:tc>
+        <w:tc>
+          <w:tcPr>
+            <w:tcW w:type="dxa" w:w="1200"/>
+            <w:tcMar>
+              <w:top w:type="dxa" w:w="95"/>
+              <w:left w:type="dxa" w:w="130"/>
+              <w:bottom w:type="dxa" w:w="95"/>
+              <w:right w:type="dxa" w:w="130"/>
+            </w:tcMar>
+          </w:tcPr>
+          <w:p>
+            <w:pPr>
+              <w:spacing w:line="264"/>
+              <w:jc w:val="center"/>
+            </w:pPr>
+            <w:r>
+              <w:rPr>
+                <w:rFonts w:ascii="맑은 고딕" w:cs="맑은 고딕" w:eastAsia="맑은 고딕" w:hAnsi="맑은 고딕"/>
+                <w:b w:val="false"/>
+                <w:bCs w:val="false"/>
+                <w:i w:val="false"/>
+                <w:iCs w:val="false"/>
+                <w:color w:val="14161B"/>
+                <w:sz w:val="19"/>
+                <w:szCs w:val="19"/>
+              </w:rPr>
+              <w:t xml:space="preserve">불가</w:t>
+            </w:r>
+          </w:p>
+        </w:tc>
+        <w:tc>
+          <w:tcPr>
+            <w:tcW w:type="dxa" w:w="3800"/>
+            <w:tcMar>
+              <w:top w:type="dxa" w:w="95"/>
+              <w:left w:type="dxa" w:w="130"/>
+              <w:bottom w:type="dxa" w:w="95"/>
+              <w:right w:type="dxa" w:w="130"/>
+            </w:tcMar>
+          </w:tcPr>
+          <w:p>
+            <w:pPr>
+              <w:spacing w:line="264"/>
+              <w:jc w:val="center"/>
+            </w:pPr>
+            <w:r>
+              <w:rPr>
+                <w:rFonts w:ascii="맑은 고딕" w:cs="맑은 고딕" w:eastAsia="맑은 고딕" w:hAnsi="맑은 고딕"/>
+                <w:b w:val="false"/>
+                <w:bCs w:val="false"/>
+                <w:i w:val="false"/>
+                <w:iCs w:val="false"/>
+                <w:color w:val="14161B"/>
+                <w:sz w:val="19"/>
+                <w:szCs w:val="19"/>
+              </w:rPr>
+              <w:t xml:space="preserve">회사 경비이거나 타인 포함</w:t>
+            </w:r>
+          </w:p>
+        </w:tc>
+      </w:tr>
+      <w:tr>
+        <w:tc>
+          <w:tcPr>
+            <w:tcW w:type="dxa" w:w="3200"/>
+            <w:tcMar>
+              <w:top w:type="dxa" w:w="95"/>
+              <w:left w:type="dxa" w:w="130"/>
+              <w:bottom w:type="dxa" w:w="95"/>
+              <w:right w:type="dxa" w:w="130"/>
+            </w:tcMar>
+          </w:tcPr>
+          <w:p>
+            <w:pPr>
+              <w:spacing w:line="264"/>
+              <w:jc w:val="left"/>
+            </w:pPr>
+            <w:r>
+              <w:rPr>
+                <w:rFonts w:ascii="맑은 고딕" w:cs="맑은 고딕" w:eastAsia="맑은 고딕" w:hAnsi="맑은 고딕"/>
+                <w:b w:val="false"/>
+                <w:bCs w:val="false"/>
+                <w:i w:val="false"/>
+                <w:iCs w:val="false"/>
+                <w:color w:val="14161B"/>
+                <w:sz w:val="19"/>
+                <w:szCs w:val="19"/>
+              </w:rPr>
+              <w:t xml:space="preserve">가족과 함께 본 영화</w:t>
+            </w:r>
+          </w:p>
+        </w:tc>
+        <w:tc>
+          <w:tcPr>
+            <w:tcW w:type="dxa" w:w="1200"/>
+            <w:tcMar>
+              <w:top w:type="dxa" w:w="95"/>
+              <w:left w:type="dxa" w:w="130"/>
+              <w:bottom w:type="dxa" w:w="95"/>
+              <w:right w:type="dxa" w:w="130"/>
+            </w:tcMar>
+          </w:tcPr>
+          <w:p>
+            <w:pPr>
+              <w:spacing w:line="264"/>
+              <w:jc w:val="center"/>
+            </w:pPr>
+            <w:r>
+              <w:rPr>
+                <w:rFonts w:ascii="맑은 고딕" w:cs="맑은 고딕" w:eastAsia="맑은 고딕" w:hAnsi="맑은 고딕"/>
+                <w:b w:val="false"/>
+                <w:bCs w:val="false"/>
+                <w:i w:val="false"/>
+                <w:iCs w:val="false"/>
+                <w:color w:val="14161B"/>
+                <w:sz w:val="19"/>
+                <w:szCs w:val="19"/>
+              </w:rPr>
+              <w:t xml:space="preserve">가능</w:t>
+            </w:r>
+          </w:p>
+        </w:tc>
+        <w:tc>
+          <w:tcPr>
+            <w:tcW w:type="dxa" w:w="3800"/>
+            <w:tcMar>
+              <w:top w:type="dxa" w:w="95"/>
+              <w:left w:type="dxa" w:w="130"/>
+              <w:bottom w:type="dxa" w:w="95"/>
+              <w:right w:type="dxa" w:w="130"/>
+            </w:tcMar>
+          </w:tcPr>
+          <w:p>
+            <w:pPr>
+              <w:spacing w:line="264"/>
+              <w:jc w:val="center"/>
+            </w:pPr>
+            <w:r>
+              <w:rPr>
+                <w:rFonts w:ascii="맑은 고딕" w:cs="맑은 고딕" w:eastAsia="맑은 고딕" w:hAnsi="맑은 고딕"/>
+                <w:b w:val="false"/>
+                <w:bCs w:val="false"/>
+                <w:i w:val="false"/>
+                <w:iCs w:val="false"/>
+                <w:color w:val="14161B"/>
+                <w:sz w:val="19"/>
+                <w:szCs w:val="19"/>
+              </w:rPr>
+              <w:t xml:space="preserve">본인 명의 결제, 가족 항목</w:t>
+            </w:r>
+          </w:p>
+        </w:tc>
+      </w:tr>
+      <w:tr>
+        <w:tc>
+          <w:tcPr>
+            <w:tcW w:type="dxa" w:w="3200"/>
+            <w:tcMar>
+              <w:top w:type="dxa" w:w="95"/>
+              <w:left w:type="dxa" w:w="130"/>
+              <w:bottom w:type="dxa" w:w="95"/>
+              <w:right w:type="dxa" w:w="130"/>
+            </w:tcMar>
+          </w:tcPr>
+          <w:p>
+            <w:pPr>
+              <w:spacing w:line="264"/>
+              <w:jc w:val="left"/>
+            </w:pPr>
+            <w:r>
+              <w:rPr>
+                <w:rFonts w:ascii="맑은 고딕" w:cs="맑은 고딕" w:eastAsia="맑은 고딕" w:hAnsi="맑은 고딕"/>
+                <w:b w:val="false"/>
+                <w:bCs w:val="false"/>
+                <w:i w:val="false"/>
+                <w:iCs w:val="false"/>
+                <w:color w:val="14161B"/>
+                <w:sz w:val="19"/>
+                <w:szCs w:val="19"/>
+              </w:rPr>
+              <w:t xml:space="preserve">배우자만 등록한 헬스장</w:t>
+            </w:r>
+          </w:p>
+        </w:tc>
+        <w:tc>
+          <w:tcPr>
+            <w:tcW w:type="dxa" w:w="1200"/>
+            <w:tcMar>
+              <w:top w:type="dxa" w:w="95"/>
+              <w:left w:type="dxa" w:w="130"/>
+              <w:bottom w:type="dxa" w:w="95"/>
+              <w:right w:type="dxa" w:w="130"/>
+            </w:tcMar>
+          </w:tcPr>
+          <w:p>
+            <w:pPr>
+              <w:spacing w:line="264"/>
+              <w:jc w:val="center"/>
+            </w:pPr>
+            <w:r>
+              <w:rPr>
+                <w:rFonts w:ascii="맑은 고딕" w:cs="맑은 고딕" w:eastAsia="맑은 고딕" w:hAnsi="맑은 고딕"/>
+                <w:b w:val="false"/>
+                <w:bCs w:val="false"/>
+                <w:i w:val="false"/>
+                <w:iCs w:val="false"/>
+                <w:color w:val="14161B"/>
+                <w:sz w:val="19"/>
+                <w:szCs w:val="19"/>
+              </w:rPr>
+              <w:t xml:space="preserve">불가</w:t>
+            </w:r>
+          </w:p>
+        </w:tc>
+        <w:tc>
+          <w:tcPr>
+            <w:tcW w:type="dxa" w:w="3800"/>
+            <w:tcMar>
+              <w:top w:type="dxa" w:w="95"/>
+              <w:left w:type="dxa" w:w="130"/>
+              <w:bottom w:type="dxa" w:w="95"/>
+              <w:right w:type="dxa" w:w="130"/>
+            </w:tcMar>
+          </w:tcPr>
+          <w:p>
+            <w:pPr>
+              <w:spacing w:line="264"/>
+              <w:jc w:val="center"/>
+            </w:pPr>
+            <w:r>
+              <w:rPr>
+                <w:rFonts w:ascii="맑은 고딕" w:cs="맑은 고딕" w:eastAsia="맑은 고딕" w:hAnsi="맑은 고딕"/>
+                <w:b w:val="false"/>
+                <w:bCs w:val="false"/>
+                <w:i w:val="false"/>
+                <w:iCs w:val="false"/>
+                <w:color w:val="14161B"/>
+                <w:sz w:val="19"/>
+                <w:szCs w:val="19"/>
+              </w:rPr>
+              <w:t xml:space="preserve">본인이 아니다</w:t>
+            </w:r>
+          </w:p>
+        </w:tc>
+      </w:tr>
+      <w:tr>
+        <w:tc>
+          <w:tcPr>
+            <w:tcW w:type="dxa" w:w="3200"/>
+            <w:tcMar>
+              <w:top w:type="dxa" w:w="95"/>
+              <w:left w:type="dxa" w:w="130"/>
+              <w:bottom w:type="dxa" w:w="95"/>
+              <w:right w:type="dxa" w:w="130"/>
+            </w:tcMar>
+          </w:tcPr>
+          <w:p>
+            <w:pPr>
+              <w:spacing w:line="264"/>
+              <w:jc w:val="left"/>
+            </w:pPr>
+            <w:r>
+              <w:rPr>
+                <w:rFonts w:ascii="맑은 고딕" w:cs="맑은 고딕" w:eastAsia="맑은 고딕" w:hAnsi="맑은 고딕"/>
+                <w:b w:val="false"/>
+                <w:bCs w:val="false"/>
+                <w:i w:val="false"/>
+                <w:iCs w:val="false"/>
+                <w:color w:val="14161B"/>
+                <w:sz w:val="19"/>
+                <w:szCs w:val="19"/>
+              </w:rPr>
+              <w:t xml:space="preserve">자녀 학원비</w:t>
+            </w:r>
+          </w:p>
+        </w:tc>
+        <w:tc>
+          <w:tcPr>
+            <w:tcW w:type="dxa" w:w="1200"/>
+            <w:tcMar>
+              <w:top w:type="dxa" w:w="95"/>
+              <w:left w:type="dxa" w:w="130"/>
+              <w:bottom w:type="dxa" w:w="95"/>
+              <w:right w:type="dxa" w:w="130"/>
+            </w:tcMar>
+          </w:tcPr>
+          <w:p>
+            <w:pPr>
+              <w:spacing w:line="264"/>
+              <w:jc w:val="center"/>
+            </w:pPr>
+            <w:r>
+              <w:rPr>
+                <w:rFonts w:ascii="맑은 고딕" w:cs="맑은 고딕" w:eastAsia="맑은 고딕" w:hAnsi="맑은 고딕"/>
+                <w:b w:val="false"/>
+                <w:bCs w:val="false"/>
+                <w:i w:val="false"/>
+                <w:iCs w:val="false"/>
+                <w:color w:val="14161B"/>
+                <w:sz w:val="19"/>
+                <w:szCs w:val="19"/>
+              </w:rPr>
+              <w:t xml:space="preserve">가능</w:t>
+            </w:r>
+          </w:p>
+        </w:tc>
+        <w:tc>
+          <w:tcPr>
+            <w:tcW w:type="dxa" w:w="3800"/>
+            <w:tcMar>
+              <w:top w:type="dxa" w:w="95"/>
+              <w:left w:type="dxa" w:w="130"/>
+              <w:bottom w:type="dxa" w:w="95"/>
+              <w:right w:type="dxa" w:w="130"/>
+            </w:tcMar>
+          </w:tcPr>
+          <w:p>
+            <w:pPr>
+              <w:spacing w:line="264"/>
+              <w:jc w:val="center"/>
+            </w:pPr>
+            <w:r>
+              <w:rPr>
+                <w:rFonts w:ascii="맑은 고딕" w:cs="맑은 고딕" w:eastAsia="맑은 고딕" w:hAnsi="맑은 고딕"/>
+                <w:b w:val="false"/>
+                <w:bCs w:val="false"/>
+                <w:i w:val="false"/>
+                <w:iCs w:val="false"/>
+                <w:color w:val="14161B"/>
+                <w:sz w:val="19"/>
+                <w:szCs w:val="19"/>
+              </w:rPr>
+              <w:t xml:space="preserve">가족 항목에 명시</w:t>
+            </w:r>
+          </w:p>
+        </w:tc>
+      </w:tr>
+      <w:tr>
+        <w:tc>
+          <w:tcPr>
+            <w:tcW w:type="dxa" w:w="3200"/>
+            <w:tcMar>
+              <w:top w:type="dxa" w:w="95"/>
+              <w:left w:type="dxa" w:w="130"/>
+              <w:bottom w:type="dxa" w:w="95"/>
+              <w:right w:type="dxa" w:w="130"/>
+            </w:tcMar>
+          </w:tcPr>
+          <w:p>
+            <w:pPr>
+              <w:spacing w:line="264"/>
+              <w:jc w:val="left"/>
+            </w:pPr>
+            <w:r>
+              <w:rPr>
+                <w:rFonts w:ascii="맑은 고딕" w:cs="맑은 고딕" w:eastAsia="맑은 고딕" w:hAnsi="맑은 고딕"/>
+                <w:b w:val="false"/>
+                <w:bCs w:val="false"/>
+                <w:i w:val="false"/>
+                <w:iCs w:val="false"/>
+                <w:color w:val="14161B"/>
+                <w:sz w:val="19"/>
+                <w:szCs w:val="19"/>
+              </w:rPr>
+              <w:t xml:space="preserve">야근 후 택시비</w:t>
+            </w:r>
+          </w:p>
+        </w:tc>
+        <w:tc>
+          <w:tcPr>
+            <w:tcW w:type="dxa" w:w="1200"/>
+            <w:tcMar>
+              <w:top w:type="dxa" w:w="95"/>
+              <w:left w:type="dxa" w:w="130"/>
+              <w:bottom w:type="dxa" w:w="95"/>
+              <w:right w:type="dxa" w:w="130"/>
+            </w:tcMar>
+          </w:tcPr>
+          <w:p>
+            <w:pPr>
+              <w:spacing w:line="264"/>
+              <w:jc w:val="center"/>
+            </w:pPr>
+            <w:r>
+              <w:rPr>
+                <w:rFonts w:ascii="맑은 고딕" w:cs="맑은 고딕" w:eastAsia="맑은 고딕" w:hAnsi="맑은 고딕"/>
+                <w:b w:val="false"/>
+                <w:bCs w:val="false"/>
+                <w:i w:val="false"/>
+                <w:iCs w:val="false"/>
+                <w:color w:val="14161B"/>
+                <w:sz w:val="19"/>
+                <w:szCs w:val="19"/>
+              </w:rPr>
+              <w:t xml:space="preserve">불가</w:t>
+            </w:r>
+          </w:p>
+        </w:tc>
+        <w:tc>
+          <w:tcPr>
+            <w:tcW w:type="dxa" w:w="3800"/>
+            <w:tcMar>
+              <w:top w:type="dxa" w:w="95"/>
+              <w:left w:type="dxa" w:w="130"/>
+              <w:bottom w:type="dxa" w:w="95"/>
+              <w:right w:type="dxa" w:w="130"/>
+            </w:tcMar>
+          </w:tcPr>
+          <w:p>
+            <w:pPr>
+              <w:spacing w:line="264"/>
+              <w:jc w:val="center"/>
+            </w:pPr>
+            <w:r>
+              <w:rPr>
+                <w:rFonts w:ascii="맑은 고딕" w:cs="맑은 고딕" w:eastAsia="맑은 고딕" w:hAnsi="맑은 고딕"/>
+                <w:b w:val="false"/>
+                <w:bCs w:val="false"/>
+                <w:i w:val="false"/>
+                <w:iCs w:val="false"/>
+                <w:color w:val="14161B"/>
+                <w:sz w:val="19"/>
+                <w:szCs w:val="19"/>
+              </w:rPr>
+              <w:t xml:space="preserve">업무 관련 비용. 회사에 청구한다</w:t>
+            </w:r>
+          </w:p>
+        </w:tc>
+      </w:tr>
+      <w:tr>
+        <w:tc>
+          <w:tcPr>
+            <w:tcW w:type="dxa" w:w="3200"/>
+            <w:tcMar>
+              <w:top w:type="dxa" w:w="95"/>
+              <w:left w:type="dxa" w:w="130"/>
+              <w:bottom w:type="dxa" w:w="95"/>
+              <w:right w:type="dxa" w:w="130"/>
+            </w:tcMar>
+          </w:tcPr>
+          <w:p>
+            <w:pPr>
+              <w:spacing w:line="264"/>
+              <w:jc w:val="left"/>
+            </w:pPr>
+            <w:r>
+              <w:rPr>
+                <w:rFonts w:ascii="맑은 고딕" w:cs="맑은 고딕" w:eastAsia="맑은 고딕" w:hAnsi="맑은 고딕"/>
+                <w:b w:val="false"/>
+                <w:bCs w:val="false"/>
+                <w:i w:val="false"/>
+                <w:iCs w:val="false"/>
+                <w:color w:val="14161B"/>
+                <w:sz w:val="19"/>
+                <w:szCs w:val="19"/>
+              </w:rPr>
+              <w:t xml:space="preserve">출장 중 숙박비</w:t>
+            </w:r>
+          </w:p>
+        </w:tc>
+        <w:tc>
+          <w:tcPr>
+            <w:tcW w:type="dxa" w:w="1200"/>
+            <w:tcMar>
+              <w:top w:type="dxa" w:w="95"/>
+              <w:left w:type="dxa" w:w="130"/>
+              <w:bottom w:type="dxa" w:w="95"/>
+              <w:right w:type="dxa" w:w="130"/>
+            </w:tcMar>
+          </w:tcPr>
+          <w:p>
+            <w:pPr>
+              <w:spacing w:line="264"/>
+              <w:jc w:val="center"/>
+            </w:pPr>
+            <w:r>
+              <w:rPr>
+                <w:rFonts w:ascii="맑은 고딕" w:cs="맑은 고딕" w:eastAsia="맑은 고딕" w:hAnsi="맑은 고딕"/>
+                <w:b w:val="false"/>
+                <w:bCs w:val="false"/>
+                <w:i w:val="false"/>
+                <w:iCs w:val="false"/>
+                <w:color w:val="14161B"/>
+                <w:sz w:val="19"/>
+                <w:szCs w:val="19"/>
+              </w:rPr>
+              <w:t xml:space="preserve">불가</w:t>
+            </w:r>
+          </w:p>
+        </w:tc>
+        <w:tc>
+          <w:tcPr>
+            <w:tcW w:type="dxa" w:w="3800"/>
+            <w:tcMar>
+              <w:top w:type="dxa" w:w="95"/>
+              <w:left w:type="dxa" w:w="130"/>
+              <w:bottom w:type="dxa" w:w="95"/>
+              <w:right w:type="dxa" w:w="130"/>
+            </w:tcMar>
+          </w:tcPr>
+          <w:p>
+            <w:pPr>
+              <w:spacing w:line="264"/>
+              <w:jc w:val="center"/>
+            </w:pPr>
+            <w:r>
+              <w:rPr>
+                <w:rFonts w:ascii="맑은 고딕" w:cs="맑은 고딕" w:eastAsia="맑은 고딕" w:hAnsi="맑은 고딕"/>
+                <w:b w:val="false"/>
+                <w:bCs w:val="false"/>
+                <w:i w:val="false"/>
+                <w:iCs w:val="false"/>
+                <w:color w:val="14161B"/>
+                <w:sz w:val="19"/>
+                <w:szCs w:val="19"/>
+              </w:rPr>
+              <w:t xml:space="preserve">업무 관련 비용. 회사에 청구한다</w:t>
+            </w:r>
+          </w:p>
+        </w:tc>
+      </w:tr>
+      <w:tr>
+        <w:tc>
+          <w:tcPr>
+            <w:tcW w:type="dxa" w:w="3200"/>
+            <w:tcMar>
+              <w:top w:type="dxa" w:w="95"/>
+              <w:left w:type="dxa" w:w="130"/>
+              <w:bottom w:type="dxa" w:w="95"/>
+              <w:right w:type="dxa" w:w="130"/>
+            </w:tcMar>
+          </w:tcPr>
+          <w:p>
+            <w:pPr>
+              <w:spacing w:line="264"/>
+              <w:jc w:val="left"/>
+            </w:pPr>
+            <w:r>
+              <w:rPr>
+                <w:rFonts w:ascii="맑은 고딕" w:cs="맑은 고딕" w:eastAsia="맑은 고딕" w:hAnsi="맑은 고딕"/>
+                <w:b w:val="false"/>
+                <w:bCs w:val="false"/>
+                <w:i w:val="false"/>
+                <w:iCs w:val="false"/>
+                <w:color w:val="14161B"/>
+                <w:sz w:val="19"/>
+                <w:szCs w:val="19"/>
+              </w:rPr>
+              <w:t xml:space="preserve">개인 여행 중 숙박비</w:t>
+            </w:r>
+          </w:p>
+        </w:tc>
+        <w:tc>
+          <w:tcPr>
+            <w:tcW w:type="dxa" w:w="1200"/>
+            <w:tcMar>
+              <w:top w:type="dxa" w:w="95"/>
+              <w:left w:type="dxa" w:w="130"/>
+              <w:bottom w:type="dxa" w:w="95"/>
+              <w:right w:type="dxa" w:w="130"/>
+            </w:tcMar>
+          </w:tcPr>
+          <w:p>
+            <w:pPr>
+              <w:spacing w:line="264"/>
+              <w:jc w:val="center"/>
+            </w:pPr>
+            <w:r>
+              <w:rPr>
+                <w:rFonts w:ascii="맑은 고딕" w:cs="맑은 고딕" w:eastAsia="맑은 고딕" w:hAnsi="맑은 고딕"/>
+                <w:b w:val="false"/>
+                <w:bCs w:val="false"/>
+                <w:i w:val="false"/>
+                <w:iCs w:val="false"/>
+                <w:color w:val="14161B"/>
+                <w:sz w:val="19"/>
+                <w:szCs w:val="19"/>
+              </w:rPr>
+              <w:t xml:space="preserve">가능</w:t>
+            </w:r>
+          </w:p>
+        </w:tc>
+        <w:tc>
+          <w:tcPr>
+            <w:tcW w:type="dxa" w:w="3800"/>
+            <w:tcMar>
+              <w:top w:type="dxa" w:w="95"/>
+              <w:left w:type="dxa" w:w="130"/>
+              <w:bottom w:type="dxa" w:w="95"/>
+              <w:right w:type="dxa" w:w="130"/>
+            </w:tcMar>
+          </w:tcPr>
+          <w:p>
+            <w:pPr>
+              <w:spacing w:line="264"/>
+              <w:jc w:val="center"/>
+            </w:pPr>
+            <w:r>
+              <w:rPr>
+                <w:rFonts w:ascii="맑은 고딕" w:cs="맑은 고딕" w:eastAsia="맑은 고딕" w:hAnsi="맑은 고딕"/>
+                <w:b w:val="false"/>
+                <w:bCs w:val="false"/>
+                <w:i w:val="false"/>
+                <w:iCs w:val="false"/>
+                <w:color w:val="14161B"/>
+                <w:sz w:val="19"/>
+                <w:szCs w:val="19"/>
+              </w:rPr>
+              <w:t xml:space="preserve">여행·숙박</w:t>
+            </w:r>
+          </w:p>
+        </w:tc>
+      </w:tr>
+      <w:tr>
+        <w:tc>
+          <w:tcPr>
+            <w:tcW w:type="dxa" w:w="3200"/>
+            <w:tcMar>
+              <w:top w:type="dxa" w:w="95"/>
+              <w:left w:type="dxa" w:w="130"/>
+              <w:bottom w:type="dxa" w:w="95"/>
+              <w:right w:type="dxa" w:w="130"/>
+            </w:tcMar>
+          </w:tcPr>
+          <w:p>
+            <w:pPr>
+              <w:spacing w:line="264"/>
+              <w:jc w:val="left"/>
+            </w:pPr>
+            <w:r>
+              <w:rPr>
+                <w:rFonts w:ascii="맑은 고딕" w:cs="맑은 고딕" w:eastAsia="맑은 고딕" w:hAnsi="맑은 고딕"/>
+                <w:b w:val="false"/>
+                <w:bCs w:val="false"/>
+                <w:i w:val="false"/>
+                <w:iCs w:val="false"/>
+                <w:color w:val="14161B"/>
+                <w:sz w:val="19"/>
+                <w:szCs w:val="19"/>
+              </w:rPr>
+              <w:t xml:space="preserve">편의점 도시락·커피</w:t>
+            </w:r>
+          </w:p>
+        </w:tc>
+        <w:tc>
+          <w:tcPr>
+            <w:tcW w:type="dxa" w:w="1200"/>
+            <w:tcMar>
+              <w:top w:type="dxa" w:w="95"/>
+              <w:left w:type="dxa" w:w="130"/>
+              <w:bottom w:type="dxa" w:w="95"/>
+              <w:right w:type="dxa" w:w="130"/>
+            </w:tcMar>
+          </w:tcPr>
+          <w:p>
+            <w:pPr>
+              <w:spacing w:line="264"/>
+              <w:jc w:val="center"/>
+            </w:pPr>
+            <w:r>
+              <w:rPr>
+                <w:rFonts w:ascii="맑은 고딕" w:cs="맑은 고딕" w:eastAsia="맑은 고딕" w:hAnsi="맑은 고딕"/>
+                <w:b w:val="false"/>
+                <w:bCs w:val="false"/>
+                <w:i w:val="false"/>
+                <w:iCs w:val="false"/>
+                <w:color w:val="14161B"/>
+                <w:sz w:val="19"/>
+                <w:szCs w:val="19"/>
+              </w:rPr>
+              <w:t xml:space="preserve">불가</w:t>
+            </w:r>
+          </w:p>
+        </w:tc>
+        <w:tc>
+          <w:tcPr>
+            <w:tcW w:type="dxa" w:w="3800"/>
+            <w:tcMar>
+              <w:top w:type="dxa" w:w="95"/>
+              <w:left w:type="dxa" w:w="130"/>
+              <w:bottom w:type="dxa" w:w="95"/>
+              <w:right w:type="dxa" w:w="130"/>
+            </w:tcMar>
+          </w:tcPr>
+          <w:p>
+            <w:pPr>
+              <w:spacing w:line="264"/>
+              <w:jc w:val="center"/>
+            </w:pPr>
+            <w:r>
+              <w:rPr>
+                <w:rFonts w:ascii="맑은 고딕" w:cs="맑은 고딕" w:eastAsia="맑은 고딕" w:hAnsi="맑은 고딕"/>
+                <w:b w:val="false"/>
+                <w:bCs w:val="false"/>
+                <w:i w:val="false"/>
+                <w:iCs w:val="false"/>
+                <w:color w:val="14161B"/>
+                <w:sz w:val="19"/>
+                <w:szCs w:val="19"/>
+              </w:rPr>
+              <w:t xml:space="preserve">식대는 임금에 포함되어 있다</w:t>
+            </w:r>
+          </w:p>
+        </w:tc>
+      </w:tr>
+      <w:tr>
+        <w:tc>
+          <w:tcPr>
+            <w:tcW w:type="dxa" w:w="3200"/>
+            <w:tcMar>
+              <w:top w:type="dxa" w:w="95"/>
+              <w:left w:type="dxa" w:w="130"/>
+              <w:bottom w:type="dxa" w:w="95"/>
+              <w:right w:type="dxa" w:w="130"/>
+            </w:tcMar>
+          </w:tcPr>
+          <w:p>
+            <w:pPr>
+              <w:spacing w:line="264"/>
+              <w:jc w:val="left"/>
+            </w:pPr>
+            <w:r>
+              <w:rPr>
+                <w:rFonts w:ascii="맑은 고딕" w:cs="맑은 고딕" w:eastAsia="맑은 고딕" w:hAnsi="맑은 고딕"/>
+                <w:b w:val="false"/>
+                <w:bCs w:val="false"/>
+                <w:i w:val="false"/>
+                <w:iCs w:val="false"/>
+                <w:color w:val="14161B"/>
+                <w:sz w:val="19"/>
+                <w:szCs w:val="19"/>
+              </w:rPr>
+              <w:t xml:space="preserve">건강검진 중 회사 부담분</w:t>
+            </w:r>
+          </w:p>
+        </w:tc>
+        <w:tc>
+          <w:tcPr>
+            <w:tcW w:type="dxa" w:w="1200"/>
+            <w:tcMar>
+              <w:top w:type="dxa" w:w="95"/>
+              <w:left w:type="dxa" w:w="130"/>
+              <w:bottom w:type="dxa" w:w="95"/>
+              <w:right w:type="dxa" w:w="130"/>
+            </w:tcMar>
+          </w:tcPr>
+          <w:p>
+            <w:pPr>
+              <w:spacing w:line="264"/>
+              <w:jc w:val="center"/>
+            </w:pPr>
+            <w:r>
+              <w:rPr>
+                <w:rFonts w:ascii="맑은 고딕" w:cs="맑은 고딕" w:eastAsia="맑은 고딕" w:hAnsi="맑은 고딕"/>
+                <w:b w:val="false"/>
+                <w:bCs w:val="false"/>
+                <w:i w:val="false"/>
+                <w:iCs w:val="false"/>
+                <w:color w:val="14161B"/>
+                <w:sz w:val="19"/>
+                <w:szCs w:val="19"/>
+              </w:rPr>
+              <w:t xml:space="preserve">불가</w:t>
+            </w:r>
+          </w:p>
+        </w:tc>
+        <w:tc>
+          <w:tcPr>
+            <w:tcW w:type="dxa" w:w="3800"/>
+            <w:tcMar>
+              <w:top w:type="dxa" w:w="95"/>
+              <w:left w:type="dxa" w:w="130"/>
+              <w:bottom w:type="dxa" w:w="95"/>
+              <w:right w:type="dxa" w:w="130"/>
+            </w:tcMar>
+          </w:tcPr>
+          <w:p>
+            <w:pPr>
+              <w:spacing w:line="264"/>
+              <w:jc w:val="center"/>
+            </w:pPr>
+            <w:r>
+              <w:rPr>
+                <w:rFonts w:ascii="맑은 고딕" w:cs="맑은 고딕" w:eastAsia="맑은 고딕" w:hAnsi="맑은 고딕"/>
+                <w:b w:val="false"/>
+                <w:bCs w:val="false"/>
+                <w:i w:val="false"/>
+                <w:iCs w:val="false"/>
+                <w:color w:val="14161B"/>
+                <w:sz w:val="19"/>
+                <w:szCs w:val="19"/>
+              </w:rPr>
+              <w:t xml:space="preserve">회사가 이미 부담한다</w:t>
+            </w:r>
+          </w:p>
+        </w:tc>
+      </w:tr>
+      <w:tr>
+        <w:tc>
+          <w:tcPr>
+            <w:tcW w:type="dxa" w:w="3200"/>
+            <w:tcMar>
+              <w:top w:type="dxa" w:w="95"/>
+              <w:left w:type="dxa" w:w="130"/>
+              <w:bottom w:type="dxa" w:w="95"/>
+              <w:right w:type="dxa" w:w="130"/>
+            </w:tcMar>
+          </w:tcPr>
+          <w:p>
+            <w:pPr>
+              <w:spacing w:line="264"/>
+              <w:jc w:val="left"/>
+            </w:pPr>
+            <w:r>
+              <w:rPr>
+                <w:rFonts w:ascii="맑은 고딕" w:cs="맑은 고딕" w:eastAsia="맑은 고딕" w:hAnsi="맑은 고딕"/>
+                <w:b w:val="false"/>
+                <w:bCs w:val="false"/>
+                <w:i w:val="false"/>
+                <w:iCs w:val="false"/>
+                <w:color w:val="14161B"/>
+                <w:sz w:val="19"/>
+                <w:szCs w:val="19"/>
+              </w:rPr>
+              <w:t xml:space="preserve">건강검진 중 추가 검사 자부담분</w:t>
+            </w:r>
+          </w:p>
+        </w:tc>
+        <w:tc>
+          <w:tcPr>
+            <w:tcW w:type="dxa" w:w="1200"/>
+            <w:tcMar>
+              <w:top w:type="dxa" w:w="95"/>
+              <w:left w:type="dxa" w:w="130"/>
+              <w:bottom w:type="dxa" w:w="95"/>
+              <w:right w:type="dxa" w:w="130"/>
+            </w:tcMar>
+          </w:tcPr>
+          <w:p>
+            <w:pPr>
+              <w:spacing w:line="264"/>
+              <w:jc w:val="center"/>
+            </w:pPr>
+            <w:r>
+              <w:rPr>
+                <w:rFonts w:ascii="맑은 고딕" w:cs="맑은 고딕" w:eastAsia="맑은 고딕" w:hAnsi="맑은 고딕"/>
+                <w:b w:val="false"/>
+                <w:bCs w:val="false"/>
+                <w:i w:val="false"/>
+                <w:iCs w:val="false"/>
+                <w:color w:val="14161B"/>
+                <w:sz w:val="19"/>
+                <w:szCs w:val="19"/>
+              </w:rPr>
+              <w:t xml:space="preserve">가능</w:t>
+            </w:r>
+          </w:p>
+        </w:tc>
+        <w:tc>
+          <w:tcPr>
+            <w:tcW w:type="dxa" w:w="3800"/>
+            <w:tcMar>
+              <w:top w:type="dxa" w:w="95"/>
+              <w:left w:type="dxa" w:w="130"/>
+              <w:bottom w:type="dxa" w:w="95"/>
+              <w:right w:type="dxa" w:w="130"/>
+            </w:tcMar>
+          </w:tcPr>
+          <w:p>
+            <w:pPr>
+              <w:spacing w:line="264"/>
+              <w:jc w:val="center"/>
+            </w:pPr>
+            <w:r>
+              <w:rPr>
+                <w:rFonts w:ascii="맑은 고딕" w:cs="맑은 고딕" w:eastAsia="맑은 고딕" w:hAnsi="맑은 고딕"/>
+                <w:b w:val="false"/>
+                <w:bCs w:val="false"/>
+                <w:i w:val="false"/>
+                <w:iCs w:val="false"/>
+                <w:color w:val="14161B"/>
+                <w:sz w:val="19"/>
+                <w:szCs w:val="19"/>
+              </w:rPr>
+              <w:t xml:space="preserve">건강</w:t>
+            </w:r>
+          </w:p>
+        </w:tc>
+      </w:tr>
+    </w:tbl>
+    <w:p>
+      <w:pPr>
+        <w:spacing w:after="160"/>
+      </w:pPr>
+      <w:r>
+        <w:rPr>
+          <w:rFonts w:ascii="맑은 고딕" w:cs="맑은 고딕" w:eastAsia="맑은 고딕" w:hAnsi="맑은 고딕"/>
+          <w:b w:val="false"/>
+          <w:bCs w:val="false"/>
+          <w:i w:val="false"/>
+          <w:iCs w:val="false"/>
+          <w:color w:val="14161B"/>
+          <w:sz w:val="20"/>
+          <w:szCs w:val="20"/>
+        </w:rPr>
+        <w:t xml:space="preserve"/>
+      </w:r>
+    </w:p>
+    <w:p>
+      <w:pPr>
+        <w:pBdr>
+          <w:left w:val="single" w:color="D4D6DB" w:sz="6" w:space="10"/>
+        </w:pBdr>
+        <w:spacing w:after="0" w:before="150"/>
+        <w:ind w:left="200"/>
+      </w:pPr>
+      <w:r>
+        <w:rPr>
+          <w:rFonts w:ascii="맑은 고딕" w:cs="맑은 고딕" w:eastAsia="맑은 고딕" w:hAnsi="맑은 고딕"/>
+          <w:b w:val="false"/>
+          <w:bCs w:val="false"/>
+          <w:i w:val="false"/>
+          <w:iCs w:val="false"/>
+          <w:color w:val="6B7280"/>
+          <w:sz w:val="19"/>
+          <w:szCs w:val="19"/>
+        </w:rPr>
+        <w:t xml:space="preserve">판단이 서지 않으면 결제 전에 먼저 묻는다. 결제한 뒤에 불가로 판정되면 본인이 부담하게 된다.</w:t>
+      </w:r>
+    </w:p>
+    <w:p>
+      <w:pPr>
+        <w:keepNext/>
+        <w:pBdr>
+          <w:bottom w:val="single" w:color="14161B" w:sz="8" w:space="7"/>
+        </w:pBdr>
+        <w:spacing w:after="130" w:before="340"/>
+      </w:pPr>
+      <w:r>
+        <w:rPr>
+          <w:rFonts w:ascii="맑은 고딕" w:cs="맑은 고딕" w:eastAsia="맑은 고딕" w:hAnsi="맑은 고딕"/>
+          <w:b/>
+          <w:bCs/>
+          <w:i w:val="false"/>
+          <w:iCs w:val="false"/>
+          <w:color w:val="14161B"/>
+          <w:sz w:val="22"/>
+          <w:szCs w:val="22"/>
+        </w:rPr>
+        <w:t xml:space="preserve">4. 제출 서류</w:t>
+      </w:r>
+    </w:p>
+    <w:p>
+      <w:pPr>
+        <w:spacing w:after="60" w:line="288"/>
+        <w:ind w:left="480" w:hanging="200"/>
+      </w:pPr>
+      <w:r>
+        <w:rPr>
+          <w:rFonts w:ascii="맑은 고딕" w:cs="맑은 고딕" w:eastAsia="맑은 고딕" w:hAnsi="맑은 고딕"/>
+          <w:b w:val="false"/>
+          <w:bCs w:val="false"/>
+          <w:i w:val="false"/>
+          <w:iCs w:val="false"/>
+          <w:color w:val="14161B"/>
+          <w:sz w:val="20"/>
+          <w:szCs w:val="20"/>
+        </w:rPr>
+        <w:t xml:space="preserve">1. 카드 매출전표 또는 영수증. 상호·일자·금액·품목을 확인할 수 있어야 한다.</w:t>
+      </w:r>
+    </w:p>
+    <w:p>
+      <w:pPr>
+        <w:spacing w:after="60" w:line="288"/>
+        <w:ind w:left="480" w:hanging="200"/>
+      </w:pPr>
+      <w:r>
+        <w:rPr>
+          <w:rFonts w:ascii="맑은 고딕" w:cs="맑은 고딕" w:eastAsia="맑은 고딕" w:hAnsi="맑은 고딕"/>
+          <w:b w:val="false"/>
+          <w:bCs w:val="false"/>
+          <w:i w:val="false"/>
+          <w:iCs w:val="false"/>
+          <w:color w:val="14161B"/>
+          <w:sz w:val="20"/>
+          <w:szCs w:val="20"/>
+        </w:rPr>
+        <w:t xml:space="preserve">2. 온라인 결제는 결제 완료 화면을 갈무리하여 제출한다.</w:t>
+      </w:r>
+    </w:p>
+    <w:p>
+      <w:pPr>
+        <w:spacing w:after="60" w:line="288"/>
+        <w:ind w:left="480" w:hanging="200"/>
+      </w:pPr>
+      <w:r>
+        <w:rPr>
+          <w:rFonts w:ascii="맑은 고딕" w:cs="맑은 고딕" w:eastAsia="맑은 고딕" w:hAnsi="맑은 고딕"/>
+          <w:b w:val="false"/>
+          <w:bCs w:val="false"/>
+          <w:i w:val="false"/>
+          <w:iCs w:val="false"/>
+          <w:color w:val="14161B"/>
+          <w:sz w:val="20"/>
+          <w:szCs w:val="20"/>
+        </w:rPr>
+        <w:t xml:space="preserve">3. 품목이 드러나지 아니하는 경우에는 무엇을 구입하였는지 함께 적는다.</w:t>
+      </w:r>
+    </w:p>
+    <w:p>
+      <w:pPr>
+        <w:spacing w:after="60" w:line="288"/>
+        <w:ind w:left="480" w:hanging="200"/>
+      </w:pPr>
+      <w:r>
+        <w:rPr>
+          <w:rFonts w:ascii="맑은 고딕" w:cs="맑은 고딕" w:eastAsia="맑은 고딕" w:hAnsi="맑은 고딕"/>
+          <w:b w:val="false"/>
+          <w:bCs w:val="false"/>
+          <w:i w:val="false"/>
+          <w:iCs w:val="false"/>
+          <w:color w:val="14161B"/>
+          <w:sz w:val="20"/>
+          <w:szCs w:val="20"/>
+        </w:rPr>
+        <w:t xml:space="preserve">4. 제출 기한은 매월 말일이다. 기한을 넘긴 분은 다음 달에 합산하여 처리하되, 해당 연도를 넘기지 아니한다.</w:t>
+      </w:r>
+    </w:p>
+    <w:p>
+      <w:pPr>
+        <w:spacing w:after="200"/>
+      </w:pPr>
+      <w:r>
+        <w:rPr>
+          <w:rFonts w:ascii="맑은 고딕" w:cs="맑은 고딕" w:eastAsia="맑은 고딕" w:hAnsi="맑은 고딕"/>
+          <w:b w:val="false"/>
+          <w:bCs w:val="false"/>
+          <w:i w:val="false"/>
+          <w:iCs w:val="false"/>
+          <w:color w:val="14161B"/>
+          <w:sz w:val="20"/>
+          <w:szCs w:val="20"/>
+        </w:rPr>
+        <w:t xml:space="preserve"/>
+      </w:r>
+    </w:p>
+    <w:p>
+      <w:pPr>
+        <w:ind w:left="200"/>
+      </w:pPr>
+      <w:r>
+        <w:rPr>
+          <w:rFonts w:ascii="맑은 고딕" w:cs="맑은 고딕" w:eastAsia="맑은 고딕" w:hAnsi="맑은 고딕"/>
+          <w:b w:val="false"/>
+          <w:bCs w:val="false"/>
+          <w:i w:val="false"/>
+          <w:iCs w:val="false"/>
+          <w:color w:val="6B7280"/>
+          <w:sz w:val="19"/>
+          <w:szCs w:val="19"/>
+        </w:rPr>
+        <w:t xml:space="preserve">이 별첨은 본문과 함께 효력을 가지며, 항목의 추가와 삭제는 본문 제6조에 따른다.</w:t>
       </w:r>
     </w:p>
     <w:sectPr>
